--- a/validation/docs/VAL-LIMS-URS-001-URS.docx
+++ b/validation/docs/VAL-LIMS-URS-001-URS.docx
@@ -970,7 +970,7 @@
           </w:pPr>
           <w:hyperlink w:history="1" w:anchor="_Toc43">
             <w:r>
-              <w:t xml:space="preserve">Approval</w:t>
+              <w:t xml:space="preserve">SPC and trending</w:t>
             </w:r>
             <w:r>
               <w:tab/>
@@ -978,6 +978,160 @@
             <w:r>
               <w:fldChar w:fldCharType="begin" w:dirty="true"/>
               <w:instrText xml:space="preserve">PAGEREF _Toc43 \h</w:instrText>
+              <w:fldChar w:fldCharType="separate"/>
+              <w:fldChar w:fldCharType="end"/>
+            </w:r>
+          </w:hyperlink>
+        </w:p>
+        <w:p>
+          <w:pPr>
+            <w:pStyle w:val="TOC1"/>
+            <w:tabs>
+              <w:tab w:val="right" w:pos="9026" w:leader="dot"/>
+            </w:tabs>
+          </w:pPr>
+          <w:hyperlink w:history="1" w:anchor="_Toc44">
+            <w:r>
+              <w:t xml:space="preserve">Directory sign-on</w:t>
+            </w:r>
+            <w:r>
+              <w:tab/>
+            </w:r>
+            <w:r>
+              <w:fldChar w:fldCharType="begin" w:dirty="true"/>
+              <w:instrText xml:space="preserve">PAGEREF _Toc44 \h</w:instrText>
+              <w:fldChar w:fldCharType="separate"/>
+              <w:fldChar w:fldCharType="end"/>
+            </w:r>
+          </w:hyperlink>
+        </w:p>
+        <w:p>
+          <w:pPr>
+            <w:pStyle w:val="TOC1"/>
+            <w:tabs>
+              <w:tab w:val="right" w:pos="9026" w:leader="dot"/>
+            </w:tabs>
+          </w:pPr>
+          <w:hyperlink w:history="1" w:anchor="_Toc45">
+            <w:r>
+              <w:t xml:space="preserve">Periodic review and archive</w:t>
+            </w:r>
+            <w:r>
+              <w:tab/>
+            </w:r>
+            <w:r>
+              <w:fldChar w:fldCharType="begin" w:dirty="true"/>
+              <w:instrText xml:space="preserve">PAGEREF _Toc45 \h</w:instrText>
+              <w:fldChar w:fldCharType="separate"/>
+              <w:fldChar w:fldCharType="end"/>
+            </w:r>
+          </w:hyperlink>
+        </w:p>
+        <w:p>
+          <w:pPr>
+            <w:pStyle w:val="TOC1"/>
+            <w:tabs>
+              <w:tab w:val="right" w:pos="9026" w:leader="dot"/>
+            </w:tabs>
+          </w:pPr>
+          <w:hyperlink w:history="1" w:anchor="_Toc46">
+            <w:r>
+              <w:t xml:space="preserve">Global search</w:t>
+            </w:r>
+            <w:r>
+              <w:tab/>
+            </w:r>
+            <w:r>
+              <w:fldChar w:fldCharType="begin" w:dirty="true"/>
+              <w:instrText xml:space="preserve">PAGEREF _Toc46 \h</w:instrText>
+              <w:fldChar w:fldCharType="separate"/>
+              <w:fldChar w:fldCharType="end"/>
+            </w:r>
+          </w:hyperlink>
+        </w:p>
+        <w:p>
+          <w:pPr>
+            <w:pStyle w:val="TOC1"/>
+            <w:tabs>
+              <w:tab w:val="right" w:pos="9026" w:leader="dot"/>
+            </w:tabs>
+          </w:pPr>
+          <w:hyperlink w:history="1" w:anchor="_Toc47">
+            <w:r>
+              <w:t xml:space="preserve">Arabic and English interface</w:t>
+            </w:r>
+            <w:r>
+              <w:tab/>
+            </w:r>
+            <w:r>
+              <w:fldChar w:fldCharType="begin" w:dirty="true"/>
+              <w:instrText xml:space="preserve">PAGEREF _Toc47 \h</w:instrText>
+              <w:fldChar w:fldCharType="separate"/>
+              <w:fldChar w:fldCharType="end"/>
+            </w:r>
+          </w:hyperlink>
+        </w:p>
+        <w:p>
+          <w:pPr>
+            <w:pStyle w:val="TOC1"/>
+            <w:tabs>
+              <w:tab w:val="right" w:pos="9026" w:leader="dot"/>
+            </w:tabs>
+          </w:pPr>
+          <w:hyperlink w:history="1" w:anchor="_Toc48">
+            <w:r>
+              <w:t xml:space="preserve">Installer and release integrity</w:t>
+            </w:r>
+            <w:r>
+              <w:tab/>
+            </w:r>
+            <w:r>
+              <w:fldChar w:fldCharType="begin" w:dirty="true"/>
+              <w:instrText xml:space="preserve">PAGEREF _Toc48 \h</w:instrText>
+              <w:fldChar w:fldCharType="separate"/>
+              <w:fldChar w:fldCharType="end"/>
+            </w:r>
+          </w:hyperlink>
+        </w:p>
+        <w:p>
+          <w:pPr>
+            <w:pStyle w:val="TOC1"/>
+            <w:tabs>
+              <w:tab w:val="right" w:pos="9026" w:leader="dot"/>
+            </w:tabs>
+          </w:pPr>
+          <w:hyperlink w:history="1" w:anchor="_Toc49">
+            <w:r>
+              <w:t xml:space="preserve">Built-in database</w:t>
+            </w:r>
+            <w:r>
+              <w:tab/>
+            </w:r>
+            <w:r>
+              <w:fldChar w:fldCharType="begin" w:dirty="true"/>
+              <w:instrText xml:space="preserve">PAGEREF _Toc49 \h</w:instrText>
+              <w:fldChar w:fldCharType="separate"/>
+              <w:fldChar w:fldCharType="end"/>
+            </w:r>
+          </w:hyperlink>
+        </w:p>
+        <w:p>
+          <w:pPr>
+            <w:pStyle w:val="TOC1"/>
+            <w:tabs>
+              <w:tab w:val="right" w:pos="9026" w:leader="dot"/>
+            </w:tabs>
+          </w:pPr>
+          <w:hyperlink w:history="1" w:anchor="_Toc50">
+            <w:r>
+              <w:t xml:space="preserve">Approval</w:t>
+            </w:r>
+            <w:r>
+              <w:tab/>
+            </w:r>
+            <w:r>
+              <w:fldChar w:fldCharType="begin" w:dirty="true"/>
+              <w:instrText xml:space="preserve">PAGEREF _Toc50 \h</w:instrText>
               <w:fldChar w:fldCharType="separate"/>
               <w:fldChar w:fldCharType="end"/>
             </w:r>
@@ -9935,9 +10089,2621 @@
       </w:pPr>
       <w:bookmarkStart w:name="_Toc43" w:id="43"/>
       <w:r>
+        <w:t xml:space="preserve">SPC and trending</w:t>
+      </w:r>
+      <w:bookmarkEnd w:id="43"/>
+    </w:p>
+    <w:tbl>
+      <w:tblPr>
+        <w:tblW w:type="dxa" w:w="10000"/>
+        <w:tblBorders>
+          <w:top w:val="single" w:color="C7D2D9" w:sz="4"/>
+          <w:left w:val="single" w:color="C7D2D9" w:sz="4"/>
+          <w:bottom w:val="single" w:color="C7D2D9" w:sz="4"/>
+          <w:right w:val="single" w:color="C7D2D9" w:sz="4"/>
+          <w:insideH w:val="single" w:color="C7D2D9" w:sz="4"/>
+          <w:insideV w:val="single" w:color="C7D2D9" w:sz="4"/>
+        </w:tblBorders>
+      </w:tblPr>
+      <w:tblGrid>
+        <w:gridCol w:w="1100"/>
+        <w:gridCol w:w="7200"/>
+        <w:gridCol w:w="1700"/>
+      </w:tblGrid>
+      <w:tr>
+        <w:trPr>
+          <w:tblHeader/>
+        </w:trPr>
+        <w:tc>
+          <w:tcPr>
+            <w:tcW w:type="dxa" w:w="1100"/>
+            <w:shd w:fill="13324B" w:val="clear"/>
+            <w:tcMar>
+              <w:top w:type="dxa" w:w="90"/>
+              <w:left w:type="dxa" w:w="110"/>
+              <w:bottom w:type="dxa" w:w="90"/>
+              <w:right w:type="dxa" w:w="110"/>
+            </w:tcMar>
+            <w:vAlign w:val="center"/>
+          </w:tcPr>
+          <w:p>
+            <w:r>
+              <w:rPr>
+                <w:b/>
+                <w:bCs/>
+                <w:color w:val="FFFFFF"/>
+                <w:sz w:val="17"/>
+                <w:szCs w:val="17"/>
+              </w:rPr>
+              <w:t xml:space="preserve">ID</w:t>
+            </w:r>
+          </w:p>
+        </w:tc>
+        <w:tc>
+          <w:tcPr>
+            <w:tcW w:type="dxa" w:w="7200"/>
+            <w:shd w:fill="13324B" w:val="clear"/>
+            <w:tcMar>
+              <w:top w:type="dxa" w:w="90"/>
+              <w:left w:type="dxa" w:w="110"/>
+              <w:bottom w:type="dxa" w:w="90"/>
+              <w:right w:type="dxa" w:w="110"/>
+            </w:tcMar>
+            <w:vAlign w:val="center"/>
+          </w:tcPr>
+          <w:p>
+            <w:r>
+              <w:rPr>
+                <w:b/>
+                <w:bCs/>
+                <w:color w:val="FFFFFF"/>
+                <w:sz w:val="17"/>
+                <w:szCs w:val="17"/>
+              </w:rPr>
+              <w:t xml:space="preserve">Requirement</w:t>
+            </w:r>
+          </w:p>
+        </w:tc>
+        <w:tc>
+          <w:tcPr>
+            <w:tcW w:type="dxa" w:w="1700"/>
+            <w:shd w:fill="13324B" w:val="clear"/>
+            <w:tcMar>
+              <w:top w:type="dxa" w:w="90"/>
+              <w:left w:type="dxa" w:w="110"/>
+              <w:bottom w:type="dxa" w:w="90"/>
+              <w:right w:type="dxa" w:w="110"/>
+            </w:tcMar>
+            <w:vAlign w:val="center"/>
+          </w:tcPr>
+          <w:p>
+            <w:r>
+              <w:rPr>
+                <w:b/>
+                <w:bCs/>
+                <w:color w:val="FFFFFF"/>
+                <w:sz w:val="17"/>
+                <w:szCs w:val="17"/>
+              </w:rPr>
+              <w:t xml:space="preserve">Priority</w:t>
+            </w:r>
+          </w:p>
+        </w:tc>
+      </w:tr>
+      <w:tr>
+        <w:tc>
+          <w:tcPr>
+            <w:tcW w:type="dxa" w:w="1100"/>
+            <w:tcMar>
+              <w:top w:type="dxa" w:w="70"/>
+              <w:left w:type="dxa" w:w="110"/>
+              <w:bottom w:type="dxa" w:w="70"/>
+              <w:right w:type="dxa" w:w="110"/>
+            </w:tcMar>
+            <w:vAlign w:val="center"/>
+          </w:tcPr>
+          <w:p>
+            <w:r>
+              <w:rPr>
+                <w:b/>
+                <w:bCs/>
+                <w:color w:val="13324B"/>
+                <w:sz w:val="17"/>
+                <w:szCs w:val="17"/>
+              </w:rPr>
+              <w:t xml:space="preserve">URS-120</w:t>
+            </w:r>
+          </w:p>
+        </w:tc>
+        <w:tc>
+          <w:tcPr>
+            <w:tcW w:type="dxa" w:w="7200"/>
+            <w:tcMar>
+              <w:top w:type="dxa" w:w="70"/>
+              <w:left w:type="dxa" w:w="110"/>
+              <w:bottom w:type="dxa" w:w="70"/>
+              <w:right w:type="dxa" w:w="110"/>
+            </w:tcMar>
+          </w:tcPr>
+          <w:p>
+            <w:r>
+              <w:rPr>
+                <w:sz w:val="18"/>
+                <w:szCs w:val="18"/>
+              </w:rPr>
+              <w:t xml:space="preserve">Control limits, capability indices and process-trend points shall be computed on the server from approved results only, reproducibly (hand-calculated reference), with unapproved, stability-pull and non-numeric values excluded and the exclusion stated.</w:t>
+            </w:r>
+          </w:p>
+        </w:tc>
+        <w:tc>
+          <w:tcPr>
+            <w:tcW w:type="dxa" w:w="1700"/>
+            <w:tcMar>
+              <w:top w:type="dxa" w:w="70"/>
+              <w:left w:type="dxa" w:w="110"/>
+              <w:bottom w:type="dxa" w:w="70"/>
+              <w:right w:type="dxa" w:w="110"/>
+            </w:tcMar>
+            <w:vAlign w:val="center"/>
+          </w:tcPr>
+          <w:p>
+            <w:r>
+              <w:rPr>
+                <w:b/>
+                <w:bCs/>
+                <w:color w:val="B45309"/>
+                <w:sz w:val="17"/>
+                <w:szCs w:val="17"/>
+              </w:rPr>
+              <w:t xml:space="preserve">High</w:t>
+            </w:r>
+          </w:p>
+        </w:tc>
+      </w:tr>
+      <w:tr>
+        <w:tc>
+          <w:tcPr>
+            <w:tcW w:type="dxa" w:w="1100"/>
+            <w:shd w:fill="F2F5F7" w:val="clear"/>
+            <w:tcMar>
+              <w:top w:type="dxa" w:w="70"/>
+              <w:left w:type="dxa" w:w="110"/>
+              <w:bottom w:type="dxa" w:w="70"/>
+              <w:right w:type="dxa" w:w="110"/>
+            </w:tcMar>
+            <w:vAlign w:val="center"/>
+          </w:tcPr>
+          <w:p>
+            <w:r>
+              <w:rPr>
+                <w:b/>
+                <w:bCs/>
+                <w:color w:val="13324B"/>
+                <w:sz w:val="17"/>
+                <w:szCs w:val="17"/>
+              </w:rPr>
+              <w:t xml:space="preserve">URS-121</w:t>
+            </w:r>
+          </w:p>
+        </w:tc>
+        <w:tc>
+          <w:tcPr>
+            <w:tcW w:type="dxa" w:w="7200"/>
+            <w:shd w:fill="F2F5F7" w:val="clear"/>
+            <w:tcMar>
+              <w:top w:type="dxa" w:w="70"/>
+              <w:left w:type="dxa" w:w="110"/>
+              <w:bottom w:type="dxa" w:w="70"/>
+              <w:right w:type="dxa" w:w="110"/>
+            </w:tcMar>
+          </w:tcPr>
+          <w:p>
+            <w:r>
+              <w:rPr>
+                <w:sz w:val="18"/>
+                <w:szCs w:val="18"/>
+              </w:rPr>
+              <w:t xml:space="preserve">A control-chart baseline shall be set or changed only by a person with the manage permission, with a stated reason and an electronic signature bound to the new version; a change shall supersede the earlier baseline in one transaction, and every excluded point shall be named and justified.</w:t>
+            </w:r>
+          </w:p>
+        </w:tc>
+        <w:tc>
+          <w:tcPr>
+            <w:tcW w:type="dxa" w:w="1700"/>
+            <w:shd w:fill="F2F5F7" w:val="clear"/>
+            <w:tcMar>
+              <w:top w:type="dxa" w:w="70"/>
+              <w:left w:type="dxa" w:w="110"/>
+              <w:bottom w:type="dxa" w:w="70"/>
+              <w:right w:type="dxa" w:w="110"/>
+            </w:tcMar>
+            <w:vAlign w:val="center"/>
+          </w:tcPr>
+          <w:p>
+            <w:r>
+              <w:rPr>
+                <w:b/>
+                <w:bCs/>
+                <w:color w:val="B45309"/>
+                <w:sz w:val="17"/>
+                <w:szCs w:val="17"/>
+              </w:rPr>
+              <w:t xml:space="preserve">High</w:t>
+            </w:r>
+          </w:p>
+        </w:tc>
+      </w:tr>
+      <w:tr>
+        <w:tc>
+          <w:tcPr>
+            <w:tcW w:type="dxa" w:w="1100"/>
+            <w:tcMar>
+              <w:top w:type="dxa" w:w="70"/>
+              <w:left w:type="dxa" w:w="110"/>
+              <w:bottom w:type="dxa" w:w="70"/>
+              <w:right w:type="dxa" w:w="110"/>
+            </w:tcMar>
+            <w:vAlign w:val="center"/>
+          </w:tcPr>
+          <w:p>
+            <w:r>
+              <w:rPr>
+                <w:b/>
+                <w:bCs/>
+                <w:color w:val="13324B"/>
+                <w:sz w:val="17"/>
+                <w:szCs w:val="17"/>
+              </w:rPr>
+              <w:t xml:space="preserve">URS-122</w:t>
+            </w:r>
+          </w:p>
+        </w:tc>
+        <w:tc>
+          <w:tcPr>
+            <w:tcW w:type="dxa" w:w="7200"/>
+            <w:tcMar>
+              <w:top w:type="dxa" w:w="70"/>
+              <w:left w:type="dxa" w:w="110"/>
+              <w:bottom w:type="dxa" w:w="70"/>
+              <w:right w:type="dxa" w:w="110"/>
+            </w:tcMar>
+          </w:tcPr>
+          <w:p>
+            <w:r>
+              <w:rPr>
+                <w:sz w:val="18"/>
+                <w:szCs w:val="18"/>
+              </w:rPr>
+              <w:t xml:space="preserve">A rule violation after the baseline shall raise exactly one alert; the alert shall touch no result, sample or release, and acknowledging it shall need the permission, a note and the current version.</w:t>
+            </w:r>
+          </w:p>
+        </w:tc>
+        <w:tc>
+          <w:tcPr>
+            <w:tcW w:type="dxa" w:w="1700"/>
+            <w:tcMar>
+              <w:top w:type="dxa" w:w="70"/>
+              <w:left w:type="dxa" w:w="110"/>
+              <w:bottom w:type="dxa" w:w="70"/>
+              <w:right w:type="dxa" w:w="110"/>
+            </w:tcMar>
+            <w:vAlign w:val="center"/>
+          </w:tcPr>
+          <w:p>
+            <w:r>
+              <w:rPr>
+                <w:b/>
+                <w:bCs/>
+                <w:color w:val="2E6F8E"/>
+                <w:sz w:val="17"/>
+                <w:szCs w:val="17"/>
+              </w:rPr>
+              <w:t xml:space="preserve">Medium</w:t>
+            </w:r>
+          </w:p>
+        </w:tc>
+      </w:tr>
+      <w:tr>
+        <w:tc>
+          <w:tcPr>
+            <w:tcW w:type="dxa" w:w="1100"/>
+            <w:shd w:fill="F2F5F7" w:val="clear"/>
+            <w:tcMar>
+              <w:top w:type="dxa" w:w="70"/>
+              <w:left w:type="dxa" w:w="110"/>
+              <w:bottom w:type="dxa" w:w="70"/>
+              <w:right w:type="dxa" w:w="110"/>
+            </w:tcMar>
+            <w:vAlign w:val="center"/>
+          </w:tcPr>
+          <w:p>
+            <w:r>
+              <w:rPr>
+                <w:b/>
+                <w:bCs/>
+                <w:color w:val="13324B"/>
+                <w:sz w:val="17"/>
+                <w:szCs w:val="17"/>
+              </w:rPr>
+              <w:t xml:space="preserve">URS-123</w:t>
+            </w:r>
+          </w:p>
+        </w:tc>
+        <w:tc>
+          <w:tcPr>
+            <w:tcW w:type="dxa" w:w="7200"/>
+            <w:shd w:fill="F2F5F7" w:val="clear"/>
+            <w:tcMar>
+              <w:top w:type="dxa" w:w="70"/>
+              <w:left w:type="dxa" w:w="110"/>
+              <w:bottom w:type="dxa" w:w="70"/>
+              <w:right w:type="dxa" w:w="110"/>
+            </w:tcMar>
+          </w:tcPr>
+          <w:p>
+            <w:r>
+              <w:rPr>
+                <w:sz w:val="18"/>
+                <w:szCs w:val="18"/>
+              </w:rPr>
+              <w:t xml:space="preserve">A shelf-life estimate shall be advisory, use a one-sided 95 % confidence bound, be rounded down and capped against extrapolation, and say why when it cannot be estimated.</w:t>
+            </w:r>
+          </w:p>
+        </w:tc>
+        <w:tc>
+          <w:tcPr>
+            <w:tcW w:type="dxa" w:w="1700"/>
+            <w:shd w:fill="F2F5F7" w:val="clear"/>
+            <w:tcMar>
+              <w:top w:type="dxa" w:w="70"/>
+              <w:left w:type="dxa" w:w="110"/>
+              <w:bottom w:type="dxa" w:w="70"/>
+              <w:right w:type="dxa" w:w="110"/>
+            </w:tcMar>
+            <w:vAlign w:val="center"/>
+          </w:tcPr>
+          <w:p>
+            <w:r>
+              <w:rPr>
+                <w:b/>
+                <w:bCs/>
+                <w:color w:val="2E6F8E"/>
+                <w:sz w:val="17"/>
+                <w:szCs w:val="17"/>
+              </w:rPr>
+              <w:t xml:space="preserve">Medium</w:t>
+            </w:r>
+          </w:p>
+        </w:tc>
+      </w:tr>
+    </w:tbl>
+    <w:p>
+      <w:pPr>
+        <w:pStyle w:val="Heading1"/>
+      </w:pPr>
+      <w:bookmarkStart w:name="_Toc44" w:id="44"/>
+      <w:r>
+        <w:t xml:space="preserve">Directory sign-on</w:t>
+      </w:r>
+      <w:bookmarkEnd w:id="44"/>
+    </w:p>
+    <w:tbl>
+      <w:tblPr>
+        <w:tblW w:type="dxa" w:w="10000"/>
+        <w:tblBorders>
+          <w:top w:val="single" w:color="C7D2D9" w:sz="4"/>
+          <w:left w:val="single" w:color="C7D2D9" w:sz="4"/>
+          <w:bottom w:val="single" w:color="C7D2D9" w:sz="4"/>
+          <w:right w:val="single" w:color="C7D2D9" w:sz="4"/>
+          <w:insideH w:val="single" w:color="C7D2D9" w:sz="4"/>
+          <w:insideV w:val="single" w:color="C7D2D9" w:sz="4"/>
+        </w:tblBorders>
+      </w:tblPr>
+      <w:tblGrid>
+        <w:gridCol w:w="1100"/>
+        <w:gridCol w:w="7200"/>
+        <w:gridCol w:w="1700"/>
+      </w:tblGrid>
+      <w:tr>
+        <w:trPr>
+          <w:tblHeader/>
+        </w:trPr>
+        <w:tc>
+          <w:tcPr>
+            <w:tcW w:type="dxa" w:w="1100"/>
+            <w:shd w:fill="13324B" w:val="clear"/>
+            <w:tcMar>
+              <w:top w:type="dxa" w:w="90"/>
+              <w:left w:type="dxa" w:w="110"/>
+              <w:bottom w:type="dxa" w:w="90"/>
+              <w:right w:type="dxa" w:w="110"/>
+            </w:tcMar>
+            <w:vAlign w:val="center"/>
+          </w:tcPr>
+          <w:p>
+            <w:r>
+              <w:rPr>
+                <w:b/>
+                <w:bCs/>
+                <w:color w:val="FFFFFF"/>
+                <w:sz w:val="17"/>
+                <w:szCs w:val="17"/>
+              </w:rPr>
+              <w:t xml:space="preserve">ID</w:t>
+            </w:r>
+          </w:p>
+        </w:tc>
+        <w:tc>
+          <w:tcPr>
+            <w:tcW w:type="dxa" w:w="7200"/>
+            <w:shd w:fill="13324B" w:val="clear"/>
+            <w:tcMar>
+              <w:top w:type="dxa" w:w="90"/>
+              <w:left w:type="dxa" w:w="110"/>
+              <w:bottom w:type="dxa" w:w="90"/>
+              <w:right w:type="dxa" w:w="110"/>
+            </w:tcMar>
+            <w:vAlign w:val="center"/>
+          </w:tcPr>
+          <w:p>
+            <w:r>
+              <w:rPr>
+                <w:b/>
+                <w:bCs/>
+                <w:color w:val="FFFFFF"/>
+                <w:sz w:val="17"/>
+                <w:szCs w:val="17"/>
+              </w:rPr>
+              <w:t xml:space="preserve">Requirement</w:t>
+            </w:r>
+          </w:p>
+        </w:tc>
+        <w:tc>
+          <w:tcPr>
+            <w:tcW w:type="dxa" w:w="1700"/>
+            <w:shd w:fill="13324B" w:val="clear"/>
+            <w:tcMar>
+              <w:top w:type="dxa" w:w="90"/>
+              <w:left w:type="dxa" w:w="110"/>
+              <w:bottom w:type="dxa" w:w="90"/>
+              <w:right w:type="dxa" w:w="110"/>
+            </w:tcMar>
+            <w:vAlign w:val="center"/>
+          </w:tcPr>
+          <w:p>
+            <w:r>
+              <w:rPr>
+                <w:b/>
+                <w:bCs/>
+                <w:color w:val="FFFFFF"/>
+                <w:sz w:val="17"/>
+                <w:szCs w:val="17"/>
+              </w:rPr>
+              <w:t xml:space="preserve">Priority</w:t>
+            </w:r>
+          </w:p>
+        </w:tc>
+      </w:tr>
+      <w:tr>
+        <w:tc>
+          <w:tcPr>
+            <w:tcW w:type="dxa" w:w="1100"/>
+            <w:tcMar>
+              <w:top w:type="dxa" w:w="70"/>
+              <w:left w:type="dxa" w:w="110"/>
+              <w:bottom w:type="dxa" w:w="70"/>
+              <w:right w:type="dxa" w:w="110"/>
+            </w:tcMar>
+            <w:vAlign w:val="center"/>
+          </w:tcPr>
+          <w:p>
+            <w:r>
+              <w:rPr>
+                <w:b/>
+                <w:bCs/>
+                <w:color w:val="13324B"/>
+                <w:sz w:val="17"/>
+                <w:szCs w:val="17"/>
+              </w:rPr>
+              <w:t xml:space="preserve">URS-124</w:t>
+            </w:r>
+          </w:p>
+        </w:tc>
+        <w:tc>
+          <w:tcPr>
+            <w:tcW w:type="dxa" w:w="7200"/>
+            <w:tcMar>
+              <w:top w:type="dxa" w:w="70"/>
+              <w:left w:type="dxa" w:w="110"/>
+              <w:bottom w:type="dxa" w:w="70"/>
+              <w:right w:type="dxa" w:w="110"/>
+            </w:tcMar>
+          </w:tcPr>
+          <w:p>
+            <w:r>
+              <w:rPr>
+                <w:sz w:val="18"/>
+                <w:szCs w:val="18"/>
+              </w:rPr>
+              <w:t xml:space="preserve">Directory (LDAP / Active Directory) sign-on shall use only a verified TLS connection (LDAPS or StartTLS before the first bind), shall never send credentials in clear text or an empty password, and shall treat every typed name as a value, never as filter syntax.</w:t>
+            </w:r>
+          </w:p>
+        </w:tc>
+        <w:tc>
+          <w:tcPr>
+            <w:tcW w:type="dxa" w:w="1700"/>
+            <w:tcMar>
+              <w:top w:type="dxa" w:w="70"/>
+              <w:left w:type="dxa" w:w="110"/>
+              <w:bottom w:type="dxa" w:w="70"/>
+              <w:right w:type="dxa" w:w="110"/>
+            </w:tcMar>
+            <w:vAlign w:val="center"/>
+          </w:tcPr>
+          <w:p>
+            <w:r>
+              <w:rPr>
+                <w:b/>
+                <w:bCs/>
+                <w:color w:val="B3261E"/>
+                <w:sz w:val="17"/>
+                <w:szCs w:val="17"/>
+              </w:rPr>
+              <w:t xml:space="preserve">Critical</w:t>
+            </w:r>
+          </w:p>
+        </w:tc>
+      </w:tr>
+      <w:tr>
+        <w:tc>
+          <w:tcPr>
+            <w:tcW w:type="dxa" w:w="1100"/>
+            <w:shd w:fill="F2F5F7" w:val="clear"/>
+            <w:tcMar>
+              <w:top w:type="dxa" w:w="70"/>
+              <w:left w:type="dxa" w:w="110"/>
+              <w:bottom w:type="dxa" w:w="70"/>
+              <w:right w:type="dxa" w:w="110"/>
+            </w:tcMar>
+            <w:vAlign w:val="center"/>
+          </w:tcPr>
+          <w:p>
+            <w:r>
+              <w:rPr>
+                <w:b/>
+                <w:bCs/>
+                <w:color w:val="13324B"/>
+                <w:sz w:val="17"/>
+                <w:szCs w:val="17"/>
+              </w:rPr>
+              <w:t xml:space="preserve">URS-125</w:t>
+            </w:r>
+          </w:p>
+        </w:tc>
+        <w:tc>
+          <w:tcPr>
+            <w:tcW w:type="dxa" w:w="7200"/>
+            <w:shd w:fill="F2F5F7" w:val="clear"/>
+            <w:tcMar>
+              <w:top w:type="dxa" w:w="70"/>
+              <w:left w:type="dxa" w:w="110"/>
+              <w:bottom w:type="dxa" w:w="70"/>
+              <w:right w:type="dxa" w:w="110"/>
+            </w:tcMar>
+          </w:tcPr>
+          <w:p>
+            <w:r>
+              <w:rPr>
+                <w:sz w:val="18"/>
+                <w:szCs w:val="18"/>
+              </w:rPr>
+              <w:t xml:space="preserve">A mapping from a directory group to a role shall be a Draft until a QA e-signature approves it, shall not be approved by its proposer, shall never grant the Administrator role, and a person in no approved group shall never be created.</w:t>
+            </w:r>
+          </w:p>
+        </w:tc>
+        <w:tc>
+          <w:tcPr>
+            <w:tcW w:type="dxa" w:w="1700"/>
+            <w:shd w:fill="F2F5F7" w:val="clear"/>
+            <w:tcMar>
+              <w:top w:type="dxa" w:w="70"/>
+              <w:left w:type="dxa" w:w="110"/>
+              <w:bottom w:type="dxa" w:w="70"/>
+              <w:right w:type="dxa" w:w="110"/>
+            </w:tcMar>
+            <w:vAlign w:val="center"/>
+          </w:tcPr>
+          <w:p>
+            <w:r>
+              <w:rPr>
+                <w:b/>
+                <w:bCs/>
+                <w:color w:val="B45309"/>
+                <w:sz w:val="17"/>
+                <w:szCs w:val="17"/>
+              </w:rPr>
+              <w:t xml:space="preserve">High</w:t>
+            </w:r>
+          </w:p>
+        </w:tc>
+      </w:tr>
+      <w:tr>
+        <w:tc>
+          <w:tcPr>
+            <w:tcW w:type="dxa" w:w="1100"/>
+            <w:tcMar>
+              <w:top w:type="dxa" w:w="70"/>
+              <w:left w:type="dxa" w:w="110"/>
+              <w:bottom w:type="dxa" w:w="70"/>
+              <w:right w:type="dxa" w:w="110"/>
+            </w:tcMar>
+            <w:vAlign w:val="center"/>
+          </w:tcPr>
+          <w:p>
+            <w:r>
+              <w:rPr>
+                <w:b/>
+                <w:bCs/>
+                <w:color w:val="13324B"/>
+                <w:sz w:val="17"/>
+                <w:szCs w:val="17"/>
+              </w:rPr>
+              <w:t xml:space="preserve">URS-126</w:t>
+            </w:r>
+          </w:p>
+        </w:tc>
+        <w:tc>
+          <w:tcPr>
+            <w:tcW w:type="dxa" w:w="7200"/>
+            <w:tcMar>
+              <w:top w:type="dxa" w:w="70"/>
+              <w:left w:type="dxa" w:w="110"/>
+              <w:bottom w:type="dxa" w:w="70"/>
+              <w:right w:type="dxa" w:w="110"/>
+            </w:tcMar>
+          </w:tcPr>
+          <w:p>
+            <w:r>
+              <w:rPr>
+                <w:sz w:val="18"/>
+                <w:szCs w:val="18"/>
+              </w:rPr>
+              <w:t xml:space="preserve">A directory person shall be subject to the same sign-in lock, second factor, session limits and revocation as a local account; removal from the group or deactivation in the directory shall take the role and the open sessions away, and a directory person shall never take over a local account.</w:t>
+            </w:r>
+          </w:p>
+        </w:tc>
+        <w:tc>
+          <w:tcPr>
+            <w:tcW w:type="dxa" w:w="1700"/>
+            <w:tcMar>
+              <w:top w:type="dxa" w:w="70"/>
+              <w:left w:type="dxa" w:w="110"/>
+              <w:bottom w:type="dxa" w:w="70"/>
+              <w:right w:type="dxa" w:w="110"/>
+            </w:tcMar>
+            <w:vAlign w:val="center"/>
+          </w:tcPr>
+          <w:p>
+            <w:r>
+              <w:rPr>
+                <w:b/>
+                <w:bCs/>
+                <w:color w:val="B45309"/>
+                <w:sz w:val="17"/>
+                <w:szCs w:val="17"/>
+              </w:rPr>
+              <w:t xml:space="preserve">High</w:t>
+            </w:r>
+          </w:p>
+        </w:tc>
+      </w:tr>
+      <w:tr>
+        <w:tc>
+          <w:tcPr>
+            <w:tcW w:type="dxa" w:w="1100"/>
+            <w:shd w:fill="F2F5F7" w:val="clear"/>
+            <w:tcMar>
+              <w:top w:type="dxa" w:w="70"/>
+              <w:left w:type="dxa" w:w="110"/>
+              <w:bottom w:type="dxa" w:w="70"/>
+              <w:right w:type="dxa" w:w="110"/>
+            </w:tcMar>
+            <w:vAlign w:val="center"/>
+          </w:tcPr>
+          <w:p>
+            <w:r>
+              <w:rPr>
+                <w:b/>
+                <w:bCs/>
+                <w:color w:val="13324B"/>
+                <w:sz w:val="17"/>
+                <w:szCs w:val="17"/>
+              </w:rPr>
+              <w:t xml:space="preserve">URS-127</w:t>
+            </w:r>
+          </w:p>
+        </w:tc>
+        <w:tc>
+          <w:tcPr>
+            <w:tcW w:type="dxa" w:w="7200"/>
+            <w:shd w:fill="F2F5F7" w:val="clear"/>
+            <w:tcMar>
+              <w:top w:type="dxa" w:w="70"/>
+              <w:left w:type="dxa" w:w="110"/>
+              <w:bottom w:type="dxa" w:w="70"/>
+              <w:right w:type="dxa" w:w="110"/>
+            </w:tcMar>
+          </w:tcPr>
+          <w:p>
+            <w:r>
+              <w:rPr>
+                <w:sz w:val="18"/>
+                <w:szCs w:val="18"/>
+              </w:rPr>
+              <w:t xml:space="preserve">While the directory is unreachable a break-glass account shall sign in with its password and its authenticator, every use shall be audited, a break-glass account shall be refused while the directory answers, and the last break-glass account shall not be removable while the directory is on.</w:t>
+            </w:r>
+          </w:p>
+        </w:tc>
+        <w:tc>
+          <w:tcPr>
+            <w:tcW w:type="dxa" w:w="1700"/>
+            <w:shd w:fill="F2F5F7" w:val="clear"/>
+            <w:tcMar>
+              <w:top w:type="dxa" w:w="70"/>
+              <w:left w:type="dxa" w:w="110"/>
+              <w:bottom w:type="dxa" w:w="70"/>
+              <w:right w:type="dxa" w:w="110"/>
+            </w:tcMar>
+            <w:vAlign w:val="center"/>
+          </w:tcPr>
+          <w:p>
+            <w:r>
+              <w:rPr>
+                <w:b/>
+                <w:bCs/>
+                <w:color w:val="B45309"/>
+                <w:sz w:val="17"/>
+                <w:szCs w:val="17"/>
+              </w:rPr>
+              <w:t xml:space="preserve">High</w:t>
+            </w:r>
+          </w:p>
+        </w:tc>
+      </w:tr>
+      <w:tr>
+        <w:tc>
+          <w:tcPr>
+            <w:tcW w:type="dxa" w:w="1100"/>
+            <w:tcMar>
+              <w:top w:type="dxa" w:w="70"/>
+              <w:left w:type="dxa" w:w="110"/>
+              <w:bottom w:type="dxa" w:w="70"/>
+              <w:right w:type="dxa" w:w="110"/>
+            </w:tcMar>
+            <w:vAlign w:val="center"/>
+          </w:tcPr>
+          <w:p>
+            <w:r>
+              <w:rPr>
+                <w:b/>
+                <w:bCs/>
+                <w:color w:val="13324B"/>
+                <w:sz w:val="17"/>
+                <w:szCs w:val="17"/>
+              </w:rPr>
+              <w:t xml:space="preserve">URS-128</w:t>
+            </w:r>
+          </w:p>
+        </w:tc>
+        <w:tc>
+          <w:tcPr>
+            <w:tcW w:type="dxa" w:w="7200"/>
+            <w:tcMar>
+              <w:top w:type="dxa" w:w="70"/>
+              <w:left w:type="dxa" w:w="110"/>
+              <w:bottom w:type="dxa" w:w="70"/>
+              <w:right w:type="dxa" w:w="110"/>
+            </w:tcMar>
+          </w:tcPr>
+          <w:p>
+            <w:r>
+              <w:rPr>
+                <w:sz w:val="18"/>
+                <w:szCs w:val="18"/>
+              </w:rPr>
+              <w:t xml:space="preserve">An electronic signature by a directory person shall check the directory password, be bound to the record version and carry its meaning, count a wrong password against the local signing lock, require the authenticator code when enrolled, and fail without counting when the directory is unreachable.</w:t>
+            </w:r>
+          </w:p>
+        </w:tc>
+        <w:tc>
+          <w:tcPr>
+            <w:tcW w:type="dxa" w:w="1700"/>
+            <w:tcMar>
+              <w:top w:type="dxa" w:w="70"/>
+              <w:left w:type="dxa" w:w="110"/>
+              <w:bottom w:type="dxa" w:w="70"/>
+              <w:right w:type="dxa" w:w="110"/>
+            </w:tcMar>
+            <w:vAlign w:val="center"/>
+          </w:tcPr>
+          <w:p>
+            <w:r>
+              <w:rPr>
+                <w:b/>
+                <w:bCs/>
+                <w:color w:val="B3261E"/>
+                <w:sz w:val="17"/>
+                <w:szCs w:val="17"/>
+              </w:rPr>
+              <w:t xml:space="preserve">Critical</w:t>
+            </w:r>
+          </w:p>
+        </w:tc>
+      </w:tr>
+      <w:tr>
+        <w:tc>
+          <w:tcPr>
+            <w:tcW w:type="dxa" w:w="1100"/>
+            <w:shd w:fill="F2F5F7" w:val="clear"/>
+            <w:tcMar>
+              <w:top w:type="dxa" w:w="70"/>
+              <w:left w:type="dxa" w:w="110"/>
+              <w:bottom w:type="dxa" w:w="70"/>
+              <w:right w:type="dxa" w:w="110"/>
+            </w:tcMar>
+            <w:vAlign w:val="center"/>
+          </w:tcPr>
+          <w:p>
+            <w:r>
+              <w:rPr>
+                <w:b/>
+                <w:bCs/>
+                <w:color w:val="13324B"/>
+                <w:sz w:val="17"/>
+                <w:szCs w:val="17"/>
+              </w:rPr>
+              <w:t xml:space="preserve">URS-129</w:t>
+            </w:r>
+          </w:p>
+        </w:tc>
+        <w:tc>
+          <w:tcPr>
+            <w:tcW w:type="dxa" w:w="7200"/>
+            <w:shd w:fill="F2F5F7" w:val="clear"/>
+            <w:tcMar>
+              <w:top w:type="dxa" w:w="70"/>
+              <w:left w:type="dxa" w:w="110"/>
+              <w:bottom w:type="dxa" w:w="70"/>
+              <w:right w:type="dxa" w:w="110"/>
+            </w:tcMar>
+          </w:tcPr>
+          <w:p>
+            <w:r>
+              <w:rPr>
+                <w:sz w:val="18"/>
+                <w:szCs w:val="18"/>
+              </w:rPr>
+              <w:t xml:space="preserve">Two simultaneous first sign-ins of the same directory person shall create one account and one audit entry.</w:t>
+            </w:r>
+          </w:p>
+        </w:tc>
+        <w:tc>
+          <w:tcPr>
+            <w:tcW w:type="dxa" w:w="1700"/>
+            <w:shd w:fill="F2F5F7" w:val="clear"/>
+            <w:tcMar>
+              <w:top w:type="dxa" w:w="70"/>
+              <w:left w:type="dxa" w:w="110"/>
+              <w:bottom w:type="dxa" w:w="70"/>
+              <w:right w:type="dxa" w:w="110"/>
+            </w:tcMar>
+            <w:vAlign w:val="center"/>
+          </w:tcPr>
+          <w:p>
+            <w:r>
+              <w:rPr>
+                <w:b/>
+                <w:bCs/>
+                <w:color w:val="B45309"/>
+                <w:sz w:val="17"/>
+                <w:szCs w:val="17"/>
+              </w:rPr>
+              <w:t xml:space="preserve">High</w:t>
+            </w:r>
+          </w:p>
+        </w:tc>
+      </w:tr>
+    </w:tbl>
+    <w:p>
+      <w:pPr>
+        <w:pStyle w:val="Heading1"/>
+      </w:pPr>
+      <w:bookmarkStart w:name="_Toc45" w:id="45"/>
+      <w:r>
+        <w:t xml:space="preserve">Periodic review and archive</w:t>
+      </w:r>
+      <w:bookmarkEnd w:id="45"/>
+    </w:p>
+    <w:tbl>
+      <w:tblPr>
+        <w:tblW w:type="dxa" w:w="10000"/>
+        <w:tblBorders>
+          <w:top w:val="single" w:color="C7D2D9" w:sz="4"/>
+          <w:left w:val="single" w:color="C7D2D9" w:sz="4"/>
+          <w:bottom w:val="single" w:color="C7D2D9" w:sz="4"/>
+          <w:right w:val="single" w:color="C7D2D9" w:sz="4"/>
+          <w:insideH w:val="single" w:color="C7D2D9" w:sz="4"/>
+          <w:insideV w:val="single" w:color="C7D2D9" w:sz="4"/>
+        </w:tblBorders>
+      </w:tblPr>
+      <w:tblGrid>
+        <w:gridCol w:w="1100"/>
+        <w:gridCol w:w="7200"/>
+        <w:gridCol w:w="1700"/>
+      </w:tblGrid>
+      <w:tr>
+        <w:trPr>
+          <w:tblHeader/>
+        </w:trPr>
+        <w:tc>
+          <w:tcPr>
+            <w:tcW w:type="dxa" w:w="1100"/>
+            <w:shd w:fill="13324B" w:val="clear"/>
+            <w:tcMar>
+              <w:top w:type="dxa" w:w="90"/>
+              <w:left w:type="dxa" w:w="110"/>
+              <w:bottom w:type="dxa" w:w="90"/>
+              <w:right w:type="dxa" w:w="110"/>
+            </w:tcMar>
+            <w:vAlign w:val="center"/>
+          </w:tcPr>
+          <w:p>
+            <w:r>
+              <w:rPr>
+                <w:b/>
+                <w:bCs/>
+                <w:color w:val="FFFFFF"/>
+                <w:sz w:val="17"/>
+                <w:szCs w:val="17"/>
+              </w:rPr>
+              <w:t xml:space="preserve">ID</w:t>
+            </w:r>
+          </w:p>
+        </w:tc>
+        <w:tc>
+          <w:tcPr>
+            <w:tcW w:type="dxa" w:w="7200"/>
+            <w:shd w:fill="13324B" w:val="clear"/>
+            <w:tcMar>
+              <w:top w:type="dxa" w:w="90"/>
+              <w:left w:type="dxa" w:w="110"/>
+              <w:bottom w:type="dxa" w:w="90"/>
+              <w:right w:type="dxa" w:w="110"/>
+            </w:tcMar>
+            <w:vAlign w:val="center"/>
+          </w:tcPr>
+          <w:p>
+            <w:r>
+              <w:rPr>
+                <w:b/>
+                <w:bCs/>
+                <w:color w:val="FFFFFF"/>
+                <w:sz w:val="17"/>
+                <w:szCs w:val="17"/>
+              </w:rPr>
+              <w:t xml:space="preserve">Requirement</w:t>
+            </w:r>
+          </w:p>
+        </w:tc>
+        <w:tc>
+          <w:tcPr>
+            <w:tcW w:type="dxa" w:w="1700"/>
+            <w:shd w:fill="13324B" w:val="clear"/>
+            <w:tcMar>
+              <w:top w:type="dxa" w:w="90"/>
+              <w:left w:type="dxa" w:w="110"/>
+              <w:bottom w:type="dxa" w:w="90"/>
+              <w:right w:type="dxa" w:w="110"/>
+            </w:tcMar>
+            <w:vAlign w:val="center"/>
+          </w:tcPr>
+          <w:p>
+            <w:r>
+              <w:rPr>
+                <w:b/>
+                <w:bCs/>
+                <w:color w:val="FFFFFF"/>
+                <w:sz w:val="17"/>
+                <w:szCs w:val="17"/>
+              </w:rPr>
+              <w:t xml:space="preserve">Priority</w:t>
+            </w:r>
+          </w:p>
+        </w:tc>
+      </w:tr>
+      <w:tr>
+        <w:tc>
+          <w:tcPr>
+            <w:tcW w:type="dxa" w:w="1100"/>
+            <w:tcMar>
+              <w:top w:type="dxa" w:w="70"/>
+              <w:left w:type="dxa" w:w="110"/>
+              <w:bottom w:type="dxa" w:w="70"/>
+              <w:right w:type="dxa" w:w="110"/>
+            </w:tcMar>
+            <w:vAlign w:val="center"/>
+          </w:tcPr>
+          <w:p>
+            <w:r>
+              <w:rPr>
+                <w:b/>
+                <w:bCs/>
+                <w:color w:val="13324B"/>
+                <w:sz w:val="17"/>
+                <w:szCs w:val="17"/>
+              </w:rPr>
+              <w:t xml:space="preserve">URS-130</w:t>
+            </w:r>
+          </w:p>
+        </w:tc>
+        <w:tc>
+          <w:tcPr>
+            <w:tcW w:type="dxa" w:w="7200"/>
+            <w:tcMar>
+              <w:top w:type="dxa" w:w="70"/>
+              <w:left w:type="dxa" w:w="110"/>
+              <w:bottom w:type="dxa" w:w="70"/>
+              <w:right w:type="dxa" w:w="110"/>
+            </w:tcMar>
+          </w:tcPr>
+          <w:p>
+            <w:r>
+              <w:rPr>
+                <w:sz w:val="18"/>
+                <w:szCs w:val="18"/>
+              </w:rPr>
+              <w:t xml:space="preserve">A periodic review shall snapshot its evidence when opened (stored with its SHA-256, not editable), show on the due list, and be completed only with the whole checklist and a QA electronic signature.</w:t>
+            </w:r>
+          </w:p>
+        </w:tc>
+        <w:tc>
+          <w:tcPr>
+            <w:tcW w:type="dxa" w:w="1700"/>
+            <w:tcMar>
+              <w:top w:type="dxa" w:w="70"/>
+              <w:left w:type="dxa" w:w="110"/>
+              <w:bottom w:type="dxa" w:w="70"/>
+              <w:right w:type="dxa" w:w="110"/>
+            </w:tcMar>
+            <w:vAlign w:val="center"/>
+          </w:tcPr>
+          <w:p>
+            <w:r>
+              <w:rPr>
+                <w:b/>
+                <w:bCs/>
+                <w:color w:val="B45309"/>
+                <w:sz w:val="17"/>
+                <w:szCs w:val="17"/>
+              </w:rPr>
+              <w:t xml:space="preserve">High</w:t>
+            </w:r>
+          </w:p>
+        </w:tc>
+      </w:tr>
+      <w:tr>
+        <w:tc>
+          <w:tcPr>
+            <w:tcW w:type="dxa" w:w="1100"/>
+            <w:shd w:fill="F2F5F7" w:val="clear"/>
+            <w:tcMar>
+              <w:top w:type="dxa" w:w="70"/>
+              <w:left w:type="dxa" w:w="110"/>
+              <w:bottom w:type="dxa" w:w="70"/>
+              <w:right w:type="dxa" w:w="110"/>
+            </w:tcMar>
+            <w:vAlign w:val="center"/>
+          </w:tcPr>
+          <w:p>
+            <w:r>
+              <w:rPr>
+                <w:b/>
+                <w:bCs/>
+                <w:color w:val="13324B"/>
+                <w:sz w:val="17"/>
+                <w:szCs w:val="17"/>
+              </w:rPr>
+              <w:t xml:space="preserve">URS-131</w:t>
+            </w:r>
+          </w:p>
+        </w:tc>
+        <w:tc>
+          <w:tcPr>
+            <w:tcW w:type="dxa" w:w="7200"/>
+            <w:shd w:fill="F2F5F7" w:val="clear"/>
+            <w:tcMar>
+              <w:top w:type="dxa" w:w="70"/>
+              <w:left w:type="dxa" w:w="110"/>
+              <w:bottom w:type="dxa" w:w="70"/>
+              <w:right w:type="dxa" w:w="110"/>
+            </w:tcMar>
+          </w:tcPr>
+          <w:p>
+            <w:r>
+              <w:rPr>
+                <w:sz w:val="18"/>
+                <w:szCs w:val="18"/>
+              </w:rPr>
+              <w:t xml:space="preserve">Records shall be kept indefinitely until QA signs a retention number; nothing shall be eligible for purge before that, and a record class under legal hold shall not be flaggable for purge, in the service and in the database.</w:t>
+            </w:r>
+          </w:p>
+        </w:tc>
+        <w:tc>
+          <w:tcPr>
+            <w:tcW w:type="dxa" w:w="1700"/>
+            <w:shd w:fill="F2F5F7" w:val="clear"/>
+            <w:tcMar>
+              <w:top w:type="dxa" w:w="70"/>
+              <w:left w:type="dxa" w:w="110"/>
+              <w:bottom w:type="dxa" w:w="70"/>
+              <w:right w:type="dxa" w:w="110"/>
+            </w:tcMar>
+            <w:vAlign w:val="center"/>
+          </w:tcPr>
+          <w:p>
+            <w:r>
+              <w:rPr>
+                <w:b/>
+                <w:bCs/>
+                <w:color w:val="B45309"/>
+                <w:sz w:val="17"/>
+                <w:szCs w:val="17"/>
+              </w:rPr>
+              <w:t xml:space="preserve">High</w:t>
+            </w:r>
+          </w:p>
+        </w:tc>
+      </w:tr>
+      <w:tr>
+        <w:tc>
+          <w:tcPr>
+            <w:tcW w:type="dxa" w:w="1100"/>
+            <w:tcMar>
+              <w:top w:type="dxa" w:w="70"/>
+              <w:left w:type="dxa" w:w="110"/>
+              <w:bottom w:type="dxa" w:w="70"/>
+              <w:right w:type="dxa" w:w="110"/>
+            </w:tcMar>
+            <w:vAlign w:val="center"/>
+          </w:tcPr>
+          <w:p>
+            <w:r>
+              <w:rPr>
+                <w:b/>
+                <w:bCs/>
+                <w:color w:val="13324B"/>
+                <w:sz w:val="17"/>
+                <w:szCs w:val="17"/>
+              </w:rPr>
+              <w:t xml:space="preserve">URS-132</w:t>
+            </w:r>
+          </w:p>
+        </w:tc>
+        <w:tc>
+          <w:tcPr>
+            <w:tcW w:type="dxa" w:w="7200"/>
+            <w:tcMar>
+              <w:top w:type="dxa" w:w="70"/>
+              <w:left w:type="dxa" w:w="110"/>
+              <w:bottom w:type="dxa" w:w="70"/>
+              <w:right w:type="dxa" w:w="110"/>
+            </w:tcMar>
+          </w:tcPr>
+          <w:p>
+            <w:r>
+              <w:rPr>
+                <w:sz w:val="18"/>
+                <w:szCs w:val="18"/>
+              </w:rPr>
+              <w:t xml:space="preserve">A batch archive shall be a bundle that verifies; one altered, removed or added file, or a swapped manifest, shall fail verification; archived records shall be read-only (423); the audit chain shall still verify; and the bundle shall restore into an empty database with every row equal to the original.</w:t>
+            </w:r>
+          </w:p>
+        </w:tc>
+        <w:tc>
+          <w:tcPr>
+            <w:tcW w:type="dxa" w:w="1700"/>
+            <w:tcMar>
+              <w:top w:type="dxa" w:w="70"/>
+              <w:left w:type="dxa" w:w="110"/>
+              <w:bottom w:type="dxa" w:w="70"/>
+              <w:right w:type="dxa" w:w="110"/>
+            </w:tcMar>
+            <w:vAlign w:val="center"/>
+          </w:tcPr>
+          <w:p>
+            <w:r>
+              <w:rPr>
+                <w:b/>
+                <w:bCs/>
+                <w:color w:val="B3261E"/>
+                <w:sz w:val="17"/>
+                <w:szCs w:val="17"/>
+              </w:rPr>
+              <w:t xml:space="preserve">Critical</w:t>
+            </w:r>
+          </w:p>
+        </w:tc>
+      </w:tr>
+    </w:tbl>
+    <w:p>
+      <w:pPr>
+        <w:pStyle w:val="Heading1"/>
+      </w:pPr>
+      <w:bookmarkStart w:name="_Toc46" w:id="46"/>
+      <w:r>
+        <w:t xml:space="preserve">Global search</w:t>
+      </w:r>
+      <w:bookmarkEnd w:id="46"/>
+    </w:p>
+    <w:tbl>
+      <w:tblPr>
+        <w:tblW w:type="dxa" w:w="10000"/>
+        <w:tblBorders>
+          <w:top w:val="single" w:color="C7D2D9" w:sz="4"/>
+          <w:left w:val="single" w:color="C7D2D9" w:sz="4"/>
+          <w:bottom w:val="single" w:color="C7D2D9" w:sz="4"/>
+          <w:right w:val="single" w:color="C7D2D9" w:sz="4"/>
+          <w:insideH w:val="single" w:color="C7D2D9" w:sz="4"/>
+          <w:insideV w:val="single" w:color="C7D2D9" w:sz="4"/>
+        </w:tblBorders>
+      </w:tblPr>
+      <w:tblGrid>
+        <w:gridCol w:w="1100"/>
+        <w:gridCol w:w="7200"/>
+        <w:gridCol w:w="1700"/>
+      </w:tblGrid>
+      <w:tr>
+        <w:trPr>
+          <w:tblHeader/>
+        </w:trPr>
+        <w:tc>
+          <w:tcPr>
+            <w:tcW w:type="dxa" w:w="1100"/>
+            <w:shd w:fill="13324B" w:val="clear"/>
+            <w:tcMar>
+              <w:top w:type="dxa" w:w="90"/>
+              <w:left w:type="dxa" w:w="110"/>
+              <w:bottom w:type="dxa" w:w="90"/>
+              <w:right w:type="dxa" w:w="110"/>
+            </w:tcMar>
+            <w:vAlign w:val="center"/>
+          </w:tcPr>
+          <w:p>
+            <w:r>
+              <w:rPr>
+                <w:b/>
+                <w:bCs/>
+                <w:color w:val="FFFFFF"/>
+                <w:sz w:val="17"/>
+                <w:szCs w:val="17"/>
+              </w:rPr>
+              <w:t xml:space="preserve">ID</w:t>
+            </w:r>
+          </w:p>
+        </w:tc>
+        <w:tc>
+          <w:tcPr>
+            <w:tcW w:type="dxa" w:w="7200"/>
+            <w:shd w:fill="13324B" w:val="clear"/>
+            <w:tcMar>
+              <w:top w:type="dxa" w:w="90"/>
+              <w:left w:type="dxa" w:w="110"/>
+              <w:bottom w:type="dxa" w:w="90"/>
+              <w:right w:type="dxa" w:w="110"/>
+            </w:tcMar>
+            <w:vAlign w:val="center"/>
+          </w:tcPr>
+          <w:p>
+            <w:r>
+              <w:rPr>
+                <w:b/>
+                <w:bCs/>
+                <w:color w:val="FFFFFF"/>
+                <w:sz w:val="17"/>
+                <w:szCs w:val="17"/>
+              </w:rPr>
+              <w:t xml:space="preserve">Requirement</w:t>
+            </w:r>
+          </w:p>
+        </w:tc>
+        <w:tc>
+          <w:tcPr>
+            <w:tcW w:type="dxa" w:w="1700"/>
+            <w:shd w:fill="13324B" w:val="clear"/>
+            <w:tcMar>
+              <w:top w:type="dxa" w:w="90"/>
+              <w:left w:type="dxa" w:w="110"/>
+              <w:bottom w:type="dxa" w:w="90"/>
+              <w:right w:type="dxa" w:w="110"/>
+            </w:tcMar>
+            <w:vAlign w:val="center"/>
+          </w:tcPr>
+          <w:p>
+            <w:r>
+              <w:rPr>
+                <w:b/>
+                <w:bCs/>
+                <w:color w:val="FFFFFF"/>
+                <w:sz w:val="17"/>
+                <w:szCs w:val="17"/>
+              </w:rPr>
+              <w:t xml:space="preserve">Priority</w:t>
+            </w:r>
+          </w:p>
+        </w:tc>
+      </w:tr>
+      <w:tr>
+        <w:tc>
+          <w:tcPr>
+            <w:tcW w:type="dxa" w:w="1100"/>
+            <w:tcMar>
+              <w:top w:type="dxa" w:w="70"/>
+              <w:left w:type="dxa" w:w="110"/>
+              <w:bottom w:type="dxa" w:w="70"/>
+              <w:right w:type="dxa" w:w="110"/>
+            </w:tcMar>
+            <w:vAlign w:val="center"/>
+          </w:tcPr>
+          <w:p>
+            <w:r>
+              <w:rPr>
+                <w:b/>
+                <w:bCs/>
+                <w:color w:val="13324B"/>
+                <w:sz w:val="17"/>
+                <w:szCs w:val="17"/>
+              </w:rPr>
+              <w:t xml:space="preserve">URS-133</w:t>
+            </w:r>
+          </w:p>
+        </w:tc>
+        <w:tc>
+          <w:tcPr>
+            <w:tcW w:type="dxa" w:w="7200"/>
+            <w:tcMar>
+              <w:top w:type="dxa" w:w="70"/>
+              <w:left w:type="dxa" w:w="110"/>
+              <w:bottom w:type="dxa" w:w="70"/>
+              <w:right w:type="dxa" w:w="110"/>
+            </w:tcMar>
+          </w:tcPr>
+          <w:p>
+            <w:r>
+              <w:rPr>
+                <w:sz w:val="18"/>
+                <w:szCs w:val="18"/>
+              </w:rPr>
+              <w:t xml:space="preserve">Global search shall return only the groups the caller's role may open elsewhere (an unreadable group is absent), never search the audit trail, the security log or administration data, and write no audit entry.</w:t>
+            </w:r>
+          </w:p>
+        </w:tc>
+        <w:tc>
+          <w:tcPr>
+            <w:tcW w:type="dxa" w:w="1700"/>
+            <w:tcMar>
+              <w:top w:type="dxa" w:w="70"/>
+              <w:left w:type="dxa" w:w="110"/>
+              <w:bottom w:type="dxa" w:w="70"/>
+              <w:right w:type="dxa" w:w="110"/>
+            </w:tcMar>
+            <w:vAlign w:val="center"/>
+          </w:tcPr>
+          <w:p>
+            <w:r>
+              <w:rPr>
+                <w:b/>
+                <w:bCs/>
+                <w:color w:val="B45309"/>
+                <w:sz w:val="17"/>
+                <w:szCs w:val="17"/>
+              </w:rPr>
+              <w:t xml:space="preserve">High</w:t>
+            </w:r>
+          </w:p>
+        </w:tc>
+      </w:tr>
+      <w:tr>
+        <w:tc>
+          <w:tcPr>
+            <w:tcW w:type="dxa" w:w="1100"/>
+            <w:shd w:fill="F2F5F7" w:val="clear"/>
+            <w:tcMar>
+              <w:top w:type="dxa" w:w="70"/>
+              <w:left w:type="dxa" w:w="110"/>
+              <w:bottom w:type="dxa" w:w="70"/>
+              <w:right w:type="dxa" w:w="110"/>
+            </w:tcMar>
+            <w:vAlign w:val="center"/>
+          </w:tcPr>
+          <w:p>
+            <w:r>
+              <w:rPr>
+                <w:b/>
+                <w:bCs/>
+                <w:color w:val="13324B"/>
+                <w:sz w:val="17"/>
+                <w:szCs w:val="17"/>
+              </w:rPr>
+              <w:t xml:space="preserve">URS-134</w:t>
+            </w:r>
+          </w:p>
+        </w:tc>
+        <w:tc>
+          <w:tcPr>
+            <w:tcW w:type="dxa" w:w="7200"/>
+            <w:shd w:fill="F2F5F7" w:val="clear"/>
+            <w:tcMar>
+              <w:top w:type="dxa" w:w="70"/>
+              <w:left w:type="dxa" w:w="110"/>
+              <w:bottom w:type="dxa" w:w="70"/>
+              <w:right w:type="dxa" w:w="110"/>
+            </w:tcMar>
+          </w:tcPr>
+          <w:p>
+            <w:r>
+              <w:rPr>
+                <w:sz w:val="18"/>
+                <w:szCs w:val="18"/>
+              </w:rPr>
+              <w:t xml:space="preserve">Search shall treat % and _ as ordinary characters, match Arabic with or without diacritics, alef variants and Arabic-Indic digits, rank a record that starts with the text first, and still work, saying so, when the trigram index is unavailable.</w:t>
+            </w:r>
+          </w:p>
+        </w:tc>
+        <w:tc>
+          <w:tcPr>
+            <w:tcW w:type="dxa" w:w="1700"/>
+            <w:shd w:fill="F2F5F7" w:val="clear"/>
+            <w:tcMar>
+              <w:top w:type="dxa" w:w="70"/>
+              <w:left w:type="dxa" w:w="110"/>
+              <w:bottom w:type="dxa" w:w="70"/>
+              <w:right w:type="dxa" w:w="110"/>
+            </w:tcMar>
+            <w:vAlign w:val="center"/>
+          </w:tcPr>
+          <w:p>
+            <w:r>
+              <w:rPr>
+                <w:b/>
+                <w:bCs/>
+                <w:color w:val="2E6F8E"/>
+                <w:sz w:val="17"/>
+                <w:szCs w:val="17"/>
+              </w:rPr>
+              <w:t xml:space="preserve">Medium</w:t>
+            </w:r>
+          </w:p>
+        </w:tc>
+      </w:tr>
+      <w:tr>
+        <w:tc>
+          <w:tcPr>
+            <w:tcW w:type="dxa" w:w="1100"/>
+            <w:tcMar>
+              <w:top w:type="dxa" w:w="70"/>
+              <w:left w:type="dxa" w:w="110"/>
+              <w:bottom w:type="dxa" w:w="70"/>
+              <w:right w:type="dxa" w:w="110"/>
+            </w:tcMar>
+            <w:vAlign w:val="center"/>
+          </w:tcPr>
+          <w:p>
+            <w:r>
+              <w:rPr>
+                <w:b/>
+                <w:bCs/>
+                <w:color w:val="13324B"/>
+                <w:sz w:val="17"/>
+                <w:szCs w:val="17"/>
+              </w:rPr>
+              <w:t xml:space="preserve">URS-135</w:t>
+            </w:r>
+          </w:p>
+        </w:tc>
+        <w:tc>
+          <w:tcPr>
+            <w:tcW w:type="dxa" w:w="7200"/>
+            <w:tcMar>
+              <w:top w:type="dxa" w:w="70"/>
+              <w:left w:type="dxa" w:w="110"/>
+              <w:bottom w:type="dxa" w:w="70"/>
+              <w:right w:type="dxa" w:w="110"/>
+            </w:tcMar>
+          </w:tcPr>
+          <w:p>
+            <w:r>
+              <w:rPr>
+                <w:sz w:val="18"/>
+                <w:szCs w:val="18"/>
+              </w:rPr>
+              <w:t xml:space="preserve">The first screen shall load at most 700 KB of JavaScript, with the PDF stack, the QR decoder and the charts loaded on demand.</w:t>
+            </w:r>
+          </w:p>
+        </w:tc>
+        <w:tc>
+          <w:tcPr>
+            <w:tcW w:type="dxa" w:w="1700"/>
+            <w:tcMar>
+              <w:top w:type="dxa" w:w="70"/>
+              <w:left w:type="dxa" w:w="110"/>
+              <w:bottom w:type="dxa" w:w="70"/>
+              <w:right w:type="dxa" w:w="110"/>
+            </w:tcMar>
+            <w:vAlign w:val="center"/>
+          </w:tcPr>
+          <w:p>
+            <w:r>
+              <w:rPr>
+                <w:b/>
+                <w:bCs/>
+                <w:color w:val="2E6F8E"/>
+                <w:sz w:val="17"/>
+                <w:szCs w:val="17"/>
+              </w:rPr>
+              <w:t xml:space="preserve">Medium</w:t>
+            </w:r>
+          </w:p>
+        </w:tc>
+      </w:tr>
+    </w:tbl>
+    <w:p>
+      <w:pPr>
+        <w:pStyle w:val="Heading1"/>
+      </w:pPr>
+      <w:bookmarkStart w:name="_Toc47" w:id="47"/>
+      <w:r>
+        <w:t xml:space="preserve">Arabic and English interface</w:t>
+      </w:r>
+      <w:bookmarkEnd w:id="47"/>
+    </w:p>
+    <w:tbl>
+      <w:tblPr>
+        <w:tblW w:type="dxa" w:w="10000"/>
+        <w:tblBorders>
+          <w:top w:val="single" w:color="C7D2D9" w:sz="4"/>
+          <w:left w:val="single" w:color="C7D2D9" w:sz="4"/>
+          <w:bottom w:val="single" w:color="C7D2D9" w:sz="4"/>
+          <w:right w:val="single" w:color="C7D2D9" w:sz="4"/>
+          <w:insideH w:val="single" w:color="C7D2D9" w:sz="4"/>
+          <w:insideV w:val="single" w:color="C7D2D9" w:sz="4"/>
+        </w:tblBorders>
+      </w:tblPr>
+      <w:tblGrid>
+        <w:gridCol w:w="1100"/>
+        <w:gridCol w:w="7200"/>
+        <w:gridCol w:w="1700"/>
+      </w:tblGrid>
+      <w:tr>
+        <w:trPr>
+          <w:tblHeader/>
+        </w:trPr>
+        <w:tc>
+          <w:tcPr>
+            <w:tcW w:type="dxa" w:w="1100"/>
+            <w:shd w:fill="13324B" w:val="clear"/>
+            <w:tcMar>
+              <w:top w:type="dxa" w:w="90"/>
+              <w:left w:type="dxa" w:w="110"/>
+              <w:bottom w:type="dxa" w:w="90"/>
+              <w:right w:type="dxa" w:w="110"/>
+            </w:tcMar>
+            <w:vAlign w:val="center"/>
+          </w:tcPr>
+          <w:p>
+            <w:r>
+              <w:rPr>
+                <w:b/>
+                <w:bCs/>
+                <w:color w:val="FFFFFF"/>
+                <w:sz w:val="17"/>
+                <w:szCs w:val="17"/>
+              </w:rPr>
+              <w:t xml:space="preserve">ID</w:t>
+            </w:r>
+          </w:p>
+        </w:tc>
+        <w:tc>
+          <w:tcPr>
+            <w:tcW w:type="dxa" w:w="7200"/>
+            <w:shd w:fill="13324B" w:val="clear"/>
+            <w:tcMar>
+              <w:top w:type="dxa" w:w="90"/>
+              <w:left w:type="dxa" w:w="110"/>
+              <w:bottom w:type="dxa" w:w="90"/>
+              <w:right w:type="dxa" w:w="110"/>
+            </w:tcMar>
+            <w:vAlign w:val="center"/>
+          </w:tcPr>
+          <w:p>
+            <w:r>
+              <w:rPr>
+                <w:b/>
+                <w:bCs/>
+                <w:color w:val="FFFFFF"/>
+                <w:sz w:val="17"/>
+                <w:szCs w:val="17"/>
+              </w:rPr>
+              <w:t xml:space="preserve">Requirement</w:t>
+            </w:r>
+          </w:p>
+        </w:tc>
+        <w:tc>
+          <w:tcPr>
+            <w:tcW w:type="dxa" w:w="1700"/>
+            <w:shd w:fill="13324B" w:val="clear"/>
+            <w:tcMar>
+              <w:top w:type="dxa" w:w="90"/>
+              <w:left w:type="dxa" w:w="110"/>
+              <w:bottom w:type="dxa" w:w="90"/>
+              <w:right w:type="dxa" w:w="110"/>
+            </w:tcMar>
+            <w:vAlign w:val="center"/>
+          </w:tcPr>
+          <w:p>
+            <w:r>
+              <w:rPr>
+                <w:b/>
+                <w:bCs/>
+                <w:color w:val="FFFFFF"/>
+                <w:sz w:val="17"/>
+                <w:szCs w:val="17"/>
+              </w:rPr>
+              <w:t xml:space="preserve">Priority</w:t>
+            </w:r>
+          </w:p>
+        </w:tc>
+      </w:tr>
+      <w:tr>
+        <w:tc>
+          <w:tcPr>
+            <w:tcW w:type="dxa" w:w="1100"/>
+            <w:tcMar>
+              <w:top w:type="dxa" w:w="70"/>
+              <w:left w:type="dxa" w:w="110"/>
+              <w:bottom w:type="dxa" w:w="70"/>
+              <w:right w:type="dxa" w:w="110"/>
+            </w:tcMar>
+            <w:vAlign w:val="center"/>
+          </w:tcPr>
+          <w:p>
+            <w:r>
+              <w:rPr>
+                <w:b/>
+                <w:bCs/>
+                <w:color w:val="13324B"/>
+                <w:sz w:val="17"/>
+                <w:szCs w:val="17"/>
+              </w:rPr>
+              <w:t xml:space="preserve">URS-136</w:t>
+            </w:r>
+          </w:p>
+        </w:tc>
+        <w:tc>
+          <w:tcPr>
+            <w:tcW w:type="dxa" w:w="7200"/>
+            <w:tcMar>
+              <w:top w:type="dxa" w:w="70"/>
+              <w:left w:type="dxa" w:w="110"/>
+              <w:bottom w:type="dxa" w:w="70"/>
+              <w:right w:type="dxa" w:w="110"/>
+            </w:tcMar>
+          </w:tcPr>
+          <w:p>
+            <w:r>
+              <w:rPr>
+                <w:sz w:val="18"/>
+                <w:szCs w:val="18"/>
+              </w:rPr>
+              <w:t xml:space="preserve">The language and digit style a user chooses shall be stored on the server, audited per changed field and protected by optimistic concurrency, and shall change only what is displayed, never a stored value.</w:t>
+            </w:r>
+          </w:p>
+        </w:tc>
+        <w:tc>
+          <w:tcPr>
+            <w:tcW w:type="dxa" w:w="1700"/>
+            <w:tcMar>
+              <w:top w:type="dxa" w:w="70"/>
+              <w:left w:type="dxa" w:w="110"/>
+              <w:bottom w:type="dxa" w:w="70"/>
+              <w:right w:type="dxa" w:w="110"/>
+            </w:tcMar>
+            <w:vAlign w:val="center"/>
+          </w:tcPr>
+          <w:p>
+            <w:r>
+              <w:rPr>
+                <w:b/>
+                <w:bCs/>
+                <w:color w:val="B45309"/>
+                <w:sz w:val="17"/>
+                <w:szCs w:val="17"/>
+              </w:rPr>
+              <w:t xml:space="preserve">High</w:t>
+            </w:r>
+          </w:p>
+        </w:tc>
+      </w:tr>
+      <w:tr>
+        <w:tc>
+          <w:tcPr>
+            <w:tcW w:type="dxa" w:w="1100"/>
+            <w:shd w:fill="F2F5F7" w:val="clear"/>
+            <w:tcMar>
+              <w:top w:type="dxa" w:w="70"/>
+              <w:left w:type="dxa" w:w="110"/>
+              <w:bottom w:type="dxa" w:w="70"/>
+              <w:right w:type="dxa" w:w="110"/>
+            </w:tcMar>
+            <w:vAlign w:val="center"/>
+          </w:tcPr>
+          <w:p>
+            <w:r>
+              <w:rPr>
+                <w:b/>
+                <w:bCs/>
+                <w:color w:val="13324B"/>
+                <w:sz w:val="17"/>
+                <w:szCs w:val="17"/>
+              </w:rPr>
+              <w:t xml:space="preserve">URS-137</w:t>
+            </w:r>
+          </w:p>
+        </w:tc>
+        <w:tc>
+          <w:tcPr>
+            <w:tcW w:type="dxa" w:w="7200"/>
+            <w:shd w:fill="F2F5F7" w:val="clear"/>
+            <w:tcMar>
+              <w:top w:type="dxa" w:w="70"/>
+              <w:left w:type="dxa" w:w="110"/>
+              <w:bottom w:type="dxa" w:w="70"/>
+              <w:right w:type="dxa" w:w="110"/>
+            </w:tcMar>
+          </w:tcPr>
+          <w:p>
+            <w:r>
+              <w:rPr>
+                <w:sz w:val="18"/>
+                <w:szCs w:val="18"/>
+              </w:rPr>
+              <w:t xml:space="preserve">Dates, times and numbers shall be shown in one fixed, unambiguous form in both languages (month as a word, UTC offset shown, never the operating-system locale), and exports shall keep ISO timestamps and Latin digits.</w:t>
+            </w:r>
+          </w:p>
+        </w:tc>
+        <w:tc>
+          <w:tcPr>
+            <w:tcW w:type="dxa" w:w="1700"/>
+            <w:shd w:fill="F2F5F7" w:val="clear"/>
+            <w:tcMar>
+              <w:top w:type="dxa" w:w="70"/>
+              <w:left w:type="dxa" w:w="110"/>
+              <w:bottom w:type="dxa" w:w="70"/>
+              <w:right w:type="dxa" w:w="110"/>
+            </w:tcMar>
+            <w:vAlign w:val="center"/>
+          </w:tcPr>
+          <w:p>
+            <w:r>
+              <w:rPr>
+                <w:b/>
+                <w:bCs/>
+                <w:color w:val="B45309"/>
+                <w:sz w:val="17"/>
+                <w:szCs w:val="17"/>
+              </w:rPr>
+              <w:t xml:space="preserve">High</w:t>
+            </w:r>
+          </w:p>
+        </w:tc>
+      </w:tr>
+      <w:tr>
+        <w:tc>
+          <w:tcPr>
+            <w:tcW w:type="dxa" w:w="1100"/>
+            <w:tcMar>
+              <w:top w:type="dxa" w:w="70"/>
+              <w:left w:type="dxa" w:w="110"/>
+              <w:bottom w:type="dxa" w:w="70"/>
+              <w:right w:type="dxa" w:w="110"/>
+            </w:tcMar>
+            <w:vAlign w:val="center"/>
+          </w:tcPr>
+          <w:p>
+            <w:r>
+              <w:rPr>
+                <w:b/>
+                <w:bCs/>
+                <w:color w:val="13324B"/>
+                <w:sz w:val="17"/>
+                <w:szCs w:val="17"/>
+              </w:rPr>
+              <w:t xml:space="preserve">URS-138</w:t>
+            </w:r>
+          </w:p>
+        </w:tc>
+        <w:tc>
+          <w:tcPr>
+            <w:tcW w:type="dxa" w:w="7200"/>
+            <w:tcMar>
+              <w:top w:type="dxa" w:w="70"/>
+              <w:left w:type="dxa" w:w="110"/>
+              <w:bottom w:type="dxa" w:w="70"/>
+              <w:right w:type="dxa" w:w="110"/>
+            </w:tcMar>
+          </w:tcPr>
+          <w:p>
+            <w:r>
+              <w:rPr>
+                <w:sz w:val="18"/>
+                <w:szCs w:val="18"/>
+              </w:rPr>
+              <w:t xml:space="preserve">A typed result shall be read by one rule on the screen and on the server: a point or Arabic decimal separator is accepted, a comma, a thousands separator or an exponent is refused, and the screen shall never accept what the server refuses.</w:t>
+            </w:r>
+          </w:p>
+        </w:tc>
+        <w:tc>
+          <w:tcPr>
+            <w:tcW w:type="dxa" w:w="1700"/>
+            <w:tcMar>
+              <w:top w:type="dxa" w:w="70"/>
+              <w:left w:type="dxa" w:w="110"/>
+              <w:bottom w:type="dxa" w:w="70"/>
+              <w:right w:type="dxa" w:w="110"/>
+            </w:tcMar>
+            <w:vAlign w:val="center"/>
+          </w:tcPr>
+          <w:p>
+            <w:r>
+              <w:rPr>
+                <w:b/>
+                <w:bCs/>
+                <w:color w:val="B3261E"/>
+                <w:sz w:val="17"/>
+                <w:szCs w:val="17"/>
+              </w:rPr>
+              <w:t xml:space="preserve">Critical</w:t>
+            </w:r>
+          </w:p>
+        </w:tc>
+      </w:tr>
+      <w:tr>
+        <w:tc>
+          <w:tcPr>
+            <w:tcW w:type="dxa" w:w="1100"/>
+            <w:shd w:fill="F2F5F7" w:val="clear"/>
+            <w:tcMar>
+              <w:top w:type="dxa" w:w="70"/>
+              <w:left w:type="dxa" w:w="110"/>
+              <w:bottom w:type="dxa" w:w="70"/>
+              <w:right w:type="dxa" w:w="110"/>
+            </w:tcMar>
+            <w:vAlign w:val="center"/>
+          </w:tcPr>
+          <w:p>
+            <w:r>
+              <w:rPr>
+                <w:b/>
+                <w:bCs/>
+                <w:color w:val="13324B"/>
+                <w:sz w:val="17"/>
+                <w:szCs w:val="17"/>
+              </w:rPr>
+              <w:t xml:space="preserve">URS-139</w:t>
+            </w:r>
+          </w:p>
+        </w:tc>
+        <w:tc>
+          <w:tcPr>
+            <w:tcW w:type="dxa" w:w="7200"/>
+            <w:shd w:fill="F2F5F7" w:val="clear"/>
+            <w:tcMar>
+              <w:top w:type="dxa" w:w="70"/>
+              <w:left w:type="dxa" w:w="110"/>
+              <w:bottom w:type="dxa" w:w="70"/>
+              <w:right w:type="dxa" w:w="110"/>
+            </w:tcMar>
+          </w:tcPr>
+          <w:p>
+            <w:r>
+              <w:rPr>
+                <w:sz w:val="18"/>
+                <w:szCs w:val="18"/>
+              </w:rPr>
+              <w:t xml:space="preserve">The catalogues shall have the same keys and placeholders in both languages, shall not translate regulated wording (signature meanings, record states, audit field names), and shall be marked as a draft until QA and a linguistic reviewer approve the Arabic wording.</w:t>
+            </w:r>
+          </w:p>
+        </w:tc>
+        <w:tc>
+          <w:tcPr>
+            <w:tcW w:type="dxa" w:w="1700"/>
+            <w:shd w:fill="F2F5F7" w:val="clear"/>
+            <w:tcMar>
+              <w:top w:type="dxa" w:w="70"/>
+              <w:left w:type="dxa" w:w="110"/>
+              <w:bottom w:type="dxa" w:w="70"/>
+              <w:right w:type="dxa" w:w="110"/>
+            </w:tcMar>
+            <w:vAlign w:val="center"/>
+          </w:tcPr>
+          <w:p>
+            <w:r>
+              <w:rPr>
+                <w:b/>
+                <w:bCs/>
+                <w:color w:val="2E6F8E"/>
+                <w:sz w:val="17"/>
+                <w:szCs w:val="17"/>
+              </w:rPr>
+              <w:t xml:space="preserve">Medium</w:t>
+            </w:r>
+          </w:p>
+        </w:tc>
+      </w:tr>
+    </w:tbl>
+    <w:p>
+      <w:pPr>
+        <w:pStyle w:val="Heading1"/>
+      </w:pPr>
+      <w:bookmarkStart w:name="_Toc48" w:id="48"/>
+      <w:r>
+        <w:t xml:space="preserve">Installer and release integrity</w:t>
+      </w:r>
+      <w:bookmarkEnd w:id="48"/>
+    </w:p>
+    <w:tbl>
+      <w:tblPr>
+        <w:tblW w:type="dxa" w:w="10000"/>
+        <w:tblBorders>
+          <w:top w:val="single" w:color="C7D2D9" w:sz="4"/>
+          <w:left w:val="single" w:color="C7D2D9" w:sz="4"/>
+          <w:bottom w:val="single" w:color="C7D2D9" w:sz="4"/>
+          <w:right w:val="single" w:color="C7D2D9" w:sz="4"/>
+          <w:insideH w:val="single" w:color="C7D2D9" w:sz="4"/>
+          <w:insideV w:val="single" w:color="C7D2D9" w:sz="4"/>
+        </w:tblBorders>
+      </w:tblPr>
+      <w:tblGrid>
+        <w:gridCol w:w="1100"/>
+        <w:gridCol w:w="7200"/>
+        <w:gridCol w:w="1700"/>
+      </w:tblGrid>
+      <w:tr>
+        <w:trPr>
+          <w:tblHeader/>
+        </w:trPr>
+        <w:tc>
+          <w:tcPr>
+            <w:tcW w:type="dxa" w:w="1100"/>
+            <w:shd w:fill="13324B" w:val="clear"/>
+            <w:tcMar>
+              <w:top w:type="dxa" w:w="90"/>
+              <w:left w:type="dxa" w:w="110"/>
+              <w:bottom w:type="dxa" w:w="90"/>
+              <w:right w:type="dxa" w:w="110"/>
+            </w:tcMar>
+            <w:vAlign w:val="center"/>
+          </w:tcPr>
+          <w:p>
+            <w:r>
+              <w:rPr>
+                <w:b/>
+                <w:bCs/>
+                <w:color w:val="FFFFFF"/>
+                <w:sz w:val="17"/>
+                <w:szCs w:val="17"/>
+              </w:rPr>
+              <w:t xml:space="preserve">ID</w:t>
+            </w:r>
+          </w:p>
+        </w:tc>
+        <w:tc>
+          <w:tcPr>
+            <w:tcW w:type="dxa" w:w="7200"/>
+            <w:shd w:fill="13324B" w:val="clear"/>
+            <w:tcMar>
+              <w:top w:type="dxa" w:w="90"/>
+              <w:left w:type="dxa" w:w="110"/>
+              <w:bottom w:type="dxa" w:w="90"/>
+              <w:right w:type="dxa" w:w="110"/>
+            </w:tcMar>
+            <w:vAlign w:val="center"/>
+          </w:tcPr>
+          <w:p>
+            <w:r>
+              <w:rPr>
+                <w:b/>
+                <w:bCs/>
+                <w:color w:val="FFFFFF"/>
+                <w:sz w:val="17"/>
+                <w:szCs w:val="17"/>
+              </w:rPr>
+              <w:t xml:space="preserve">Requirement</w:t>
+            </w:r>
+          </w:p>
+        </w:tc>
+        <w:tc>
+          <w:tcPr>
+            <w:tcW w:type="dxa" w:w="1700"/>
+            <w:shd w:fill="13324B" w:val="clear"/>
+            <w:tcMar>
+              <w:top w:type="dxa" w:w="90"/>
+              <w:left w:type="dxa" w:w="110"/>
+              <w:bottom w:type="dxa" w:w="90"/>
+              <w:right w:type="dxa" w:w="110"/>
+            </w:tcMar>
+            <w:vAlign w:val="center"/>
+          </w:tcPr>
+          <w:p>
+            <w:r>
+              <w:rPr>
+                <w:b/>
+                <w:bCs/>
+                <w:color w:val="FFFFFF"/>
+                <w:sz w:val="17"/>
+                <w:szCs w:val="17"/>
+              </w:rPr>
+              <w:t xml:space="preserve">Priority</w:t>
+            </w:r>
+          </w:p>
+        </w:tc>
+      </w:tr>
+      <w:tr>
+        <w:tc>
+          <w:tcPr>
+            <w:tcW w:type="dxa" w:w="1100"/>
+            <w:tcMar>
+              <w:top w:type="dxa" w:w="70"/>
+              <w:left w:type="dxa" w:w="110"/>
+              <w:bottom w:type="dxa" w:w="70"/>
+              <w:right w:type="dxa" w:w="110"/>
+            </w:tcMar>
+            <w:vAlign w:val="center"/>
+          </w:tcPr>
+          <w:p>
+            <w:r>
+              <w:rPr>
+                <w:b/>
+                <w:bCs/>
+                <w:color w:val="13324B"/>
+                <w:sz w:val="17"/>
+                <w:szCs w:val="17"/>
+              </w:rPr>
+              <w:t xml:space="preserve">URS-140</w:t>
+            </w:r>
+          </w:p>
+        </w:tc>
+        <w:tc>
+          <w:tcPr>
+            <w:tcW w:type="dxa" w:w="7200"/>
+            <w:tcMar>
+              <w:top w:type="dxa" w:w="70"/>
+              <w:left w:type="dxa" w:w="110"/>
+              <w:bottom w:type="dxa" w:w="70"/>
+              <w:right w:type="dxa" w:w="110"/>
+            </w:tcMar>
+          </w:tcPr>
+          <w:p>
+            <w:r>
+              <w:rPr>
+                <w:sz w:val="18"/>
+                <w:szCs w:val="18"/>
+              </w:rPr>
+              <w:t xml:space="preserve">The installed application shall refuse to start when any installed file differs from the release manifest, and the manifest shall describe the files that were packaged and are installed, not the files that were built.</w:t>
+            </w:r>
+          </w:p>
+        </w:tc>
+        <w:tc>
+          <w:tcPr>
+            <w:tcW w:type="dxa" w:w="1700"/>
+            <w:tcMar>
+              <w:top w:type="dxa" w:w="70"/>
+              <w:left w:type="dxa" w:w="110"/>
+              <w:bottom w:type="dxa" w:w="70"/>
+              <w:right w:type="dxa" w:w="110"/>
+            </w:tcMar>
+            <w:vAlign w:val="center"/>
+          </w:tcPr>
+          <w:p>
+            <w:r>
+              <w:rPr>
+                <w:b/>
+                <w:bCs/>
+                <w:color w:val="B3261E"/>
+                <w:sz w:val="17"/>
+                <w:szCs w:val="17"/>
+              </w:rPr>
+              <w:t xml:space="preserve">Critical</w:t>
+            </w:r>
+          </w:p>
+        </w:tc>
+      </w:tr>
+      <w:tr>
+        <w:tc>
+          <w:tcPr>
+            <w:tcW w:type="dxa" w:w="1100"/>
+            <w:shd w:fill="F2F5F7" w:val="clear"/>
+            <w:tcMar>
+              <w:top w:type="dxa" w:w="70"/>
+              <w:left w:type="dxa" w:w="110"/>
+              <w:bottom w:type="dxa" w:w="70"/>
+              <w:right w:type="dxa" w:w="110"/>
+            </w:tcMar>
+            <w:vAlign w:val="center"/>
+          </w:tcPr>
+          <w:p>
+            <w:r>
+              <w:rPr>
+                <w:b/>
+                <w:bCs/>
+                <w:color w:val="13324B"/>
+                <w:sz w:val="17"/>
+                <w:szCs w:val="17"/>
+              </w:rPr>
+              <w:t xml:space="preserve">URS-141</w:t>
+            </w:r>
+          </w:p>
+        </w:tc>
+        <w:tc>
+          <w:tcPr>
+            <w:tcW w:type="dxa" w:w="7200"/>
+            <w:shd w:fill="F2F5F7" w:val="clear"/>
+            <w:tcMar>
+              <w:top w:type="dxa" w:w="70"/>
+              <w:left w:type="dxa" w:w="110"/>
+              <w:bottom w:type="dxa" w:w="70"/>
+              <w:right w:type="dxa" w:w="110"/>
+            </w:tcMar>
+          </w:tcPr>
+          <w:p>
+            <w:r>
+              <w:rPr>
+                <w:sz w:val="18"/>
+                <w:szCs w:val="18"/>
+              </w:rPr>
+              <w:t xml:space="preserve">A manifest changed, missing or extended after packaging, and a signed manifest with a wrong key, shall each be detected, naming the file.</w:t>
+            </w:r>
+          </w:p>
+        </w:tc>
+        <w:tc>
+          <w:tcPr>
+            <w:tcW w:type="dxa" w:w="1700"/>
+            <w:shd w:fill="F2F5F7" w:val="clear"/>
+            <w:tcMar>
+              <w:top w:type="dxa" w:w="70"/>
+              <w:left w:type="dxa" w:w="110"/>
+              <w:bottom w:type="dxa" w:w="70"/>
+              <w:right w:type="dxa" w:w="110"/>
+            </w:tcMar>
+            <w:vAlign w:val="center"/>
+          </w:tcPr>
+          <w:p>
+            <w:r>
+              <w:rPr>
+                <w:b/>
+                <w:bCs/>
+                <w:color w:val="B45309"/>
+                <w:sz w:val="17"/>
+                <w:szCs w:val="17"/>
+              </w:rPr>
+              <w:t xml:space="preserve">High</w:t>
+            </w:r>
+          </w:p>
+        </w:tc>
+      </w:tr>
+      <w:tr>
+        <w:tc>
+          <w:tcPr>
+            <w:tcW w:type="dxa" w:w="1100"/>
+            <w:tcMar>
+              <w:top w:type="dxa" w:w="70"/>
+              <w:left w:type="dxa" w:w="110"/>
+              <w:bottom w:type="dxa" w:w="70"/>
+              <w:right w:type="dxa" w:w="110"/>
+            </w:tcMar>
+            <w:vAlign w:val="center"/>
+          </w:tcPr>
+          <w:p>
+            <w:r>
+              <w:rPr>
+                <w:b/>
+                <w:bCs/>
+                <w:color w:val="13324B"/>
+                <w:sz w:val="17"/>
+                <w:szCs w:val="17"/>
+              </w:rPr>
+              <w:t xml:space="preserve">URS-142</w:t>
+            </w:r>
+          </w:p>
+        </w:tc>
+        <w:tc>
+          <w:tcPr>
+            <w:tcW w:type="dxa" w:w="7200"/>
+            <w:tcMar>
+              <w:top w:type="dxa" w:w="70"/>
+              <w:left w:type="dxa" w:w="110"/>
+              <w:bottom w:type="dxa" w:w="70"/>
+              <w:right w:type="dxa" w:w="110"/>
+            </w:tcMar>
+          </w:tcPr>
+          <w:p>
+            <w:r>
+              <w:rPr>
+                <w:sz w:val="18"/>
+                <w:szCs w:val="18"/>
+              </w:rPr>
+              <w:t xml:space="preserve">The installer built on a Windows runner shall install silently, start the real application and reach the start event without the integrity failure, before the installer is published.</w:t>
+            </w:r>
+          </w:p>
+        </w:tc>
+        <w:tc>
+          <w:tcPr>
+            <w:tcW w:type="dxa" w:w="1700"/>
+            <w:tcMar>
+              <w:top w:type="dxa" w:w="70"/>
+              <w:left w:type="dxa" w:w="110"/>
+              <w:bottom w:type="dxa" w:w="70"/>
+              <w:right w:type="dxa" w:w="110"/>
+            </w:tcMar>
+            <w:vAlign w:val="center"/>
+          </w:tcPr>
+          <w:p>
+            <w:r>
+              <w:rPr>
+                <w:b/>
+                <w:bCs/>
+                <w:color w:val="B45309"/>
+                <w:sz w:val="17"/>
+                <w:szCs w:val="17"/>
+              </w:rPr>
+              <w:t xml:space="preserve">High</w:t>
+            </w:r>
+          </w:p>
+        </w:tc>
+      </w:tr>
+      <w:tr>
+        <w:tc>
+          <w:tcPr>
+            <w:tcW w:type="dxa" w:w="1100"/>
+            <w:shd w:fill="F2F5F7" w:val="clear"/>
+            <w:tcMar>
+              <w:top w:type="dxa" w:w="70"/>
+              <w:left w:type="dxa" w:w="110"/>
+              <w:bottom w:type="dxa" w:w="70"/>
+              <w:right w:type="dxa" w:w="110"/>
+            </w:tcMar>
+            <w:vAlign w:val="center"/>
+          </w:tcPr>
+          <w:p>
+            <w:r>
+              <w:rPr>
+                <w:b/>
+                <w:bCs/>
+                <w:color w:val="13324B"/>
+                <w:sz w:val="17"/>
+                <w:szCs w:val="17"/>
+              </w:rPr>
+              <w:t xml:space="preserve">URS-145</w:t>
+            </w:r>
+          </w:p>
+        </w:tc>
+        <w:tc>
+          <w:tcPr>
+            <w:tcW w:type="dxa" w:w="7200"/>
+            <w:shd w:fill="F2F5F7" w:val="clear"/>
+            <w:tcMar>
+              <w:top w:type="dxa" w:w="70"/>
+              <w:left w:type="dxa" w:w="110"/>
+              <w:bottom w:type="dxa" w:w="70"/>
+              <w:right w:type="dxa" w:w="110"/>
+            </w:tcMar>
+          </w:tcPr>
+          <w:p>
+            <w:r>
+              <w:rPr>
+                <w:sz w:val="18"/>
+                <w:szCs w:val="18"/>
+              </w:rPr>
+              <w:t xml:space="preserve">Release dependencies shall be listed in a software bill of materials, a high advisory shall fail the build unless a current, approved waiver exists, and an update package shall be checked against the published manifest.</w:t>
+            </w:r>
+          </w:p>
+        </w:tc>
+        <w:tc>
+          <w:tcPr>
+            <w:tcW w:type="dxa" w:w="1700"/>
+            <w:shd w:fill="F2F5F7" w:val="clear"/>
+            <w:tcMar>
+              <w:top w:type="dxa" w:w="70"/>
+              <w:left w:type="dxa" w:w="110"/>
+              <w:bottom w:type="dxa" w:w="70"/>
+              <w:right w:type="dxa" w:w="110"/>
+            </w:tcMar>
+            <w:vAlign w:val="center"/>
+          </w:tcPr>
+          <w:p>
+            <w:r>
+              <w:rPr>
+                <w:b/>
+                <w:bCs/>
+                <w:color w:val="2E6F8E"/>
+                <w:sz w:val="17"/>
+                <w:szCs w:val="17"/>
+              </w:rPr>
+              <w:t xml:space="preserve">Medium</w:t>
+            </w:r>
+          </w:p>
+        </w:tc>
+      </w:tr>
+    </w:tbl>
+    <w:p>
+      <w:pPr>
+        <w:pStyle w:val="Heading1"/>
+      </w:pPr>
+      <w:bookmarkStart w:name="_Toc49" w:id="49"/>
+      <w:r>
+        <w:t xml:space="preserve">Built-in database</w:t>
+      </w:r>
+      <w:bookmarkEnd w:id="49"/>
+    </w:p>
+    <w:tbl>
+      <w:tblPr>
+        <w:tblW w:type="dxa" w:w="10000"/>
+        <w:tblBorders>
+          <w:top w:val="single" w:color="C7D2D9" w:sz="4"/>
+          <w:left w:val="single" w:color="C7D2D9" w:sz="4"/>
+          <w:bottom w:val="single" w:color="C7D2D9" w:sz="4"/>
+          <w:right w:val="single" w:color="C7D2D9" w:sz="4"/>
+          <w:insideH w:val="single" w:color="C7D2D9" w:sz="4"/>
+          <w:insideV w:val="single" w:color="C7D2D9" w:sz="4"/>
+        </w:tblBorders>
+      </w:tblPr>
+      <w:tblGrid>
+        <w:gridCol w:w="1100"/>
+        <w:gridCol w:w="7200"/>
+        <w:gridCol w:w="1700"/>
+      </w:tblGrid>
+      <w:tr>
+        <w:trPr>
+          <w:tblHeader/>
+        </w:trPr>
+        <w:tc>
+          <w:tcPr>
+            <w:tcW w:type="dxa" w:w="1100"/>
+            <w:shd w:fill="13324B" w:val="clear"/>
+            <w:tcMar>
+              <w:top w:type="dxa" w:w="90"/>
+              <w:left w:type="dxa" w:w="110"/>
+              <w:bottom w:type="dxa" w:w="90"/>
+              <w:right w:type="dxa" w:w="110"/>
+            </w:tcMar>
+            <w:vAlign w:val="center"/>
+          </w:tcPr>
+          <w:p>
+            <w:r>
+              <w:rPr>
+                <w:b/>
+                <w:bCs/>
+                <w:color w:val="FFFFFF"/>
+                <w:sz w:val="17"/>
+                <w:szCs w:val="17"/>
+              </w:rPr>
+              <w:t xml:space="preserve">ID</w:t>
+            </w:r>
+          </w:p>
+        </w:tc>
+        <w:tc>
+          <w:tcPr>
+            <w:tcW w:type="dxa" w:w="7200"/>
+            <w:shd w:fill="13324B" w:val="clear"/>
+            <w:tcMar>
+              <w:top w:type="dxa" w:w="90"/>
+              <w:left w:type="dxa" w:w="110"/>
+              <w:bottom w:type="dxa" w:w="90"/>
+              <w:right w:type="dxa" w:w="110"/>
+            </w:tcMar>
+            <w:vAlign w:val="center"/>
+          </w:tcPr>
+          <w:p>
+            <w:r>
+              <w:rPr>
+                <w:b/>
+                <w:bCs/>
+                <w:color w:val="FFFFFF"/>
+                <w:sz w:val="17"/>
+                <w:szCs w:val="17"/>
+              </w:rPr>
+              <w:t xml:space="preserve">Requirement</w:t>
+            </w:r>
+          </w:p>
+        </w:tc>
+        <w:tc>
+          <w:tcPr>
+            <w:tcW w:type="dxa" w:w="1700"/>
+            <w:shd w:fill="13324B" w:val="clear"/>
+            <w:tcMar>
+              <w:top w:type="dxa" w:w="90"/>
+              <w:left w:type="dxa" w:w="110"/>
+              <w:bottom w:type="dxa" w:w="90"/>
+              <w:right w:type="dxa" w:w="110"/>
+            </w:tcMar>
+            <w:vAlign w:val="center"/>
+          </w:tcPr>
+          <w:p>
+            <w:r>
+              <w:rPr>
+                <w:b/>
+                <w:bCs/>
+                <w:color w:val="FFFFFF"/>
+                <w:sz w:val="17"/>
+                <w:szCs w:val="17"/>
+              </w:rPr>
+              <w:t xml:space="preserve">Priority</w:t>
+            </w:r>
+          </w:p>
+        </w:tc>
+      </w:tr>
+      <w:tr>
+        <w:tc>
+          <w:tcPr>
+            <w:tcW w:type="dxa" w:w="1100"/>
+            <w:tcMar>
+              <w:top w:type="dxa" w:w="70"/>
+              <w:left w:type="dxa" w:w="110"/>
+              <w:bottom w:type="dxa" w:w="70"/>
+              <w:right w:type="dxa" w:w="110"/>
+            </w:tcMar>
+            <w:vAlign w:val="center"/>
+          </w:tcPr>
+          <w:p>
+            <w:r>
+              <w:rPr>
+                <w:b/>
+                <w:bCs/>
+                <w:color w:val="13324B"/>
+                <w:sz w:val="17"/>
+                <w:szCs w:val="17"/>
+              </w:rPr>
+              <w:t xml:space="preserve">URS-143</w:t>
+            </w:r>
+          </w:p>
+        </w:tc>
+        <w:tc>
+          <w:tcPr>
+            <w:tcW w:type="dxa" w:w="7200"/>
+            <w:tcMar>
+              <w:top w:type="dxa" w:w="70"/>
+              <w:left w:type="dxa" w:w="110"/>
+              <w:bottom w:type="dxa" w:w="70"/>
+              <w:right w:type="dxa" w:w="110"/>
+            </w:tcMar>
+          </w:tcPr>
+          <w:p>
+            <w:r>
+              <w:rPr>
+                <w:sz w:val="18"/>
+                <w:szCs w:val="18"/>
+              </w:rPr>
+              <w:t xml:space="preserve">The built-in database shall be a private cluster on the loopback interface with password authentication on every rule, data checksums, UTC, an owner role separate from the unprivileged application role, supervised restart after a crash, a free-disk guard, and a check of the bundled binaries against their recorded hashes.</w:t>
+            </w:r>
+          </w:p>
+        </w:tc>
+        <w:tc>
+          <w:tcPr>
+            <w:tcW w:type="dxa" w:w="1700"/>
+            <w:tcMar>
+              <w:top w:type="dxa" w:w="70"/>
+              <w:left w:type="dxa" w:w="110"/>
+              <w:bottom w:type="dxa" w:w="70"/>
+              <w:right w:type="dxa" w:w="110"/>
+            </w:tcMar>
+            <w:vAlign w:val="center"/>
+          </w:tcPr>
+          <w:p>
+            <w:r>
+              <w:rPr>
+                <w:b/>
+                <w:bCs/>
+                <w:color w:val="B45309"/>
+                <w:sz w:val="17"/>
+                <w:szCs w:val="17"/>
+              </w:rPr>
+              <w:t xml:space="preserve">High</w:t>
+            </w:r>
+          </w:p>
+        </w:tc>
+      </w:tr>
+      <w:tr>
+        <w:tc>
+          <w:tcPr>
+            <w:tcW w:type="dxa" w:w="1100"/>
+            <w:shd w:fill="F2F5F7" w:val="clear"/>
+            <w:tcMar>
+              <w:top w:type="dxa" w:w="70"/>
+              <w:left w:type="dxa" w:w="110"/>
+              <w:bottom w:type="dxa" w:w="70"/>
+              <w:right w:type="dxa" w:w="110"/>
+            </w:tcMar>
+            <w:vAlign w:val="center"/>
+          </w:tcPr>
+          <w:p>
+            <w:r>
+              <w:rPr>
+                <w:b/>
+                <w:bCs/>
+                <w:color w:val="13324B"/>
+                <w:sz w:val="17"/>
+                <w:szCs w:val="17"/>
+              </w:rPr>
+              <w:t xml:space="preserve">URS-144</w:t>
+            </w:r>
+          </w:p>
+        </w:tc>
+        <w:tc>
+          <w:tcPr>
+            <w:tcW w:type="dxa" w:w="7200"/>
+            <w:shd w:fill="F2F5F7" w:val="clear"/>
+            <w:tcMar>
+              <w:top w:type="dxa" w:w="70"/>
+              <w:left w:type="dxa" w:w="110"/>
+              <w:bottom w:type="dxa" w:w="70"/>
+              <w:right w:type="dxa" w:w="110"/>
+            </w:tcMar>
+          </w:tcPr>
+          <w:p>
+            <w:r>
+              <w:rPr>
+                <w:sz w:val="18"/>
+                <w:szCs w:val="18"/>
+              </w:rPr>
+              <w:t xml:space="preserve">The installer shall contain the built-in database binaries, pinned by a verified SHA-256.</w:t>
+            </w:r>
+          </w:p>
+        </w:tc>
+        <w:tc>
+          <w:tcPr>
+            <w:tcW w:type="dxa" w:w="1700"/>
+            <w:shd w:fill="F2F5F7" w:val="clear"/>
+            <w:tcMar>
+              <w:top w:type="dxa" w:w="70"/>
+              <w:left w:type="dxa" w:w="110"/>
+              <w:bottom w:type="dxa" w:w="70"/>
+              <w:right w:type="dxa" w:w="110"/>
+            </w:tcMar>
+            <w:vAlign w:val="center"/>
+          </w:tcPr>
+          <w:p>
+            <w:r>
+              <w:rPr>
+                <w:b/>
+                <w:bCs/>
+                <w:color w:val="B45309"/>
+                <w:sz w:val="17"/>
+                <w:szCs w:val="17"/>
+              </w:rPr>
+              <w:t xml:space="preserve">High</w:t>
+            </w:r>
+          </w:p>
+        </w:tc>
+      </w:tr>
+    </w:tbl>
+    <w:p>
+      <w:pPr>
+        <w:pStyle w:val="Heading1"/>
+      </w:pPr>
+      <w:bookmarkStart w:name="_Toc50" w:id="50"/>
+      <w:r>
         <w:t xml:space="preserve">Approval</w:t>
       </w:r>
-      <w:bookmarkEnd w:id="43"/>
+      <w:bookmarkEnd w:id="50"/>
     </w:p>
     <w:tbl>
       <w:tblPr>
